--- a/consensus_change_standards_v2.docx
+++ b/consensus_change_standards_v2.docx
@@ -738,51 +738,7 @@
         <w:rPr>
           <w:color w:val="333333"/>
         </w:rPr>
-        <w:t xml:space="preserve"> (Nov. 2024) [hereinafter BCAP]. BCAP categorizes participants in consensus changes into six stakeholder groups — Economic Nodes, Investors, Media Influencers, Miners, Protocol Developers, and Users/Application Developers — and analyzes how the relative power of each group fluctuates across the phases of a proposal’s lifecycle. It introduces a “State of Mind” framework distinguishing degrees of stakeholder engagement, develops a detailed scenario analysis of consensus changes deployed through alternative clients, and concludes with thirteen evaluation questions and twelve indicators stakeholders may use to assess proposals in real time. BCAP’s draft was reviewed by a substantial cross-section of Bitcoin’s protocol-development and analytical community.</w:t>
-      </w:r>
-    </w:p>
-    <w:p>
-      <w:pPr>
-        <w:jc w:val="both"/>
-      </w:pPr>
-      <w:r>
-        <w:rPr>
-          <w:color w:val="333333"/>
-        </w:rPr>
-        <w:t xml:space="preserve">BCAP and the present framework address the same problem from different vantages. BCAP is descriptive: it explains how Bitcoin consensus emerges from the iterated interactions of stakeholders with shifting powers and divergent incentives. This paper is normative: it proposes the minimum standards a proposal should meet before stakeholders rationally engage with its activation. The two works converge on several substantive points. Both treat sub-overwhelming Economic Node adoption as the central failure mode in contested soft-fork scenarios — BCAP through its bounty-claim and chain-split risk analysis (§3.5.2), this paper through its activation-threshold standards (§3.4) and chain-split risk-assessment requirement (§3.5). Both treat miner signaling as a necessary but insufficient indicator of community consensus. Both reject naïve majoritarianism as a consensus-determination heuristic. And both identify Economic-Node coordination as the operative remedy when an activation proceeds without genuine consensus: BCAP describes that coordination descriptively, as the mechanism by which markets re-equilibrate after a contested split; this paper prescribes it normatively, as the recommended response to a proposal classified as Red under §5.2.</w:t>
-      </w:r>
-    </w:p>
-    <w:p>
-      <w:pPr>
-        <w:jc w:val="both"/>
-      </w:pPr>
-      <w:r>
-        <w:rPr>
-          <w:color w:val="333333"/>
-        </w:rPr>
-        <w:t xml:space="preserve">This paper extends BCAP’s analytical framework in four respects. First, it operationalizes qualitative recommendations into numerical floors: minimum activation thresholds (90% MASF, with sub-80% presumptively dangerous and sub-60% reckless); minimum review periods tied to risk category (twelve months for moderate-risk soft forks, twenty-four months for high-risk soft forks, thirty-six for hard forks); and minimum testnet deployment duration (three months). Second, it quantifies the relationship between activation threshold and chain-split exposure: §3.4 models post-activation hashrate as a Bernoulli process and derives concrete reorganization probabilities — approximately thirty percent at E = 0.55 over a six-block horizon, falling to roughly 2×10⁻⁸ at E = 0.95. This quantification is consistent with BCAP’s qualitative conclusion that low and high Economic Node adoption produce categorically different risk profiles, but supplies the order-of-magnitude estimates that the qualitative analysis leaves open. Third, it develops a legal-liability framework — negligence (with explicit attention to the economic-loss rule and the available routes around it), tortious interference, fiduciary duty, mining-pool contract obligations, and regulatory consequences. BCAP does not address legal exposure; this paper offers it as a distinct analytical layer whose conclusions are relevant to every stakeholder group BCAP identifies. Fourth, it consolidates the foregoing into a binary twenty-point scoring rubric with classification bands (§5), enabling structured evaluation in place of free-form weighing of considerations.</w:t>
-      </w:r>
-    </w:p>
-    <w:p>
-      <w:pPr>
-        <w:jc w:val="both"/>
-      </w:pPr>
-      <w:r>
-        <w:rPr>
-          <w:color w:val="333333"/>
-        </w:rPr>
-        <w:t xml:space="preserve">Several elements of BCAP the present paper does not duplicate. The stakeholder taxonomy and the power-over-time analysis (BCAP §§3.2, 3.3.2), the State of Mind framework (BCAP §3.1), the investor-segment analysis distinguishing self-custodying holders from institutional, corporate-treasury, and exchange-traded-fund segments (BCAP §3.2.2), and the alternative-client adoption-pathway analysis (BCAP §3.5.1) all remain the more developed treatments of their respective subjects. This paper refers readers to BCAP for those questions. The two frameworks are intended to function together: BCAP supplies the theory of how stakeholders shape consensus; this paper supplies the standards by which stakeholders may judge whether a particular proposal is ready for that process to begin.</w:t>
-      </w:r>
-    </w:p>
-    <w:p>
-      <w:pPr>
-        <w:jc w:val="both"/>
-      </w:pPr>
-      <w:r>
-        <w:rPr>
-          <w:color w:val="333333"/>
-        </w:rPr>
-        <w:t xml:space="preserve">The minimum-review-period floors proposed in §3.2 are anchored in empirical observation rather than aesthetic preference. Jameson Lopp’s longitudinal analysis of Bitcoin Core node-software adoption documents median upgrade times measured in months — historically on the order of forty weeks for routine releases, with recent versions trending longer still. </w:t>
+        <w:t xml:space="preserve"> (Nov. 2024) [hereinafter </w:t>
       </w:r>
       <w:r>
         <w:rPr>
@@ -790,13 +746,13 @@
           <w:iCs/>
           <w:color w:val="333333"/>
         </w:rPr>
-        <w:t xml:space="preserve">See </w:t>
-      </w:r>
-      <w:r>
-        <w:rPr>
-          <w:color w:val="333333"/>
-        </w:rPr>
-        <w:t xml:space="preserve">Jameson Lopp, </w:t>
+        <w:t xml:space="preserve">BCAP</w:t>
+      </w:r>
+      <w:r>
+        <w:rPr>
+          <w:color w:val="333333"/>
+        </w:rPr>
+        <w:t xml:space="preserve">]. </w:t>
       </w:r>
       <w:r>
         <w:rPr>
@@ -804,24 +760,13 @@
           <w:iCs/>
           <w:color w:val="333333"/>
         </w:rPr>
-        <w:t xml:space="preserve">When Do Bitcoin Node Operators Upgrade?</w:t>
-      </w:r>
-      <w:r>
-        <w:rPr>
-          <w:color w:val="333333"/>
-        </w:rPr>
-        <w:t xml:space="preserve">, blog.lopp.net/when-do-bitcoin-node-operators-upgrade/. A twelve-month minimum review period for a moderate-risk soft fork accommodates a single such upgrade cycle plus a meaningful interval for review; a twenty-four-month minimum for a high-risk soft fork accommodates two. The review-period floors proposed in this framework are thus not arbitrary durations but the durations the network’s own observed upgrade dynamics require for activation signaling to begin from a position of broad enforcement readiness rather than speculative anticipation.</w:t>
-      </w:r>
-    </w:p>
-    <w:p>
-      <w:pPr>
-        <w:jc w:val="both"/>
-      </w:pPr>
-      <w:r>
-        <w:rPr>
-          <w:color w:val="333333"/>
-        </w:rPr>
-        <w:t xml:space="preserve">The legal analysis in Section 4 engages a smaller but distinct body of prior work. Angela Walch’s argument that core protocol developers exercise discretionary authority over property interests sufficient to trigger fiduciary obligations is the central academic contribution to the question and is engaged directly in the fiduciary-duty analysis below. The Tulip Trading litigation (</w:t>
+        <w:t xml:space="preserve">BCAP</w:t>
+      </w:r>
+      <w:r>
+        <w:rPr>
+          <w:color w:val="333333"/>
+        </w:rPr>
+        <w:t xml:space="preserve"> categorizes participants in consensus changes into six stakeholder groups — Economic Nodes, Investors, Media Influencers, Miners, Protocol Developers, and Users/Application Developers — and analyzes how the relative power of each group fluctuates across the phases of a proposal’s lifecycle. It introduces a “State of Mind” framework distinguishing degrees of stakeholder engagement, develops a detailed scenario analysis of consensus changes deployed through alternative clients, and concludes with thirteen evaluation questions and twelve indicators stakeholders may use to assess proposals in real time. </w:t>
       </w:r>
       <w:r>
         <w:rPr>
@@ -829,6 +774,313 @@
           <w:iCs/>
           <w:color w:val="333333"/>
         </w:rPr>
+        <w:t xml:space="preserve">BCAP</w:t>
+      </w:r>
+      <w:r>
+        <w:rPr>
+          <w:color w:val="333333"/>
+        </w:rPr>
+        <w:t xml:space="preserve">’s draft was reviewed by a substantial cross-section of Bitcoin’s protocol-development and analytical community.</w:t>
+      </w:r>
+    </w:p>
+    <w:p>
+      <w:pPr>
+        <w:jc w:val="both"/>
+      </w:pPr>
+      <w:r>
+        <w:rPr>
+          <w:color w:val="333333"/>
+        </w:rPr>
+        <w:t xml:space="preserve"/>
+      </w:r>
+      <w:r>
+        <w:rPr>
+          <w:i/>
+          <w:iCs/>
+          <w:color w:val="333333"/>
+        </w:rPr>
+        <w:t xml:space="preserve">BCAP</w:t>
+      </w:r>
+      <w:r>
+        <w:rPr>
+          <w:color w:val="333333"/>
+        </w:rPr>
+        <w:t xml:space="preserve"> and the present framework address the same problem from different vantages. </w:t>
+      </w:r>
+      <w:r>
+        <w:rPr>
+          <w:i/>
+          <w:iCs/>
+          <w:color w:val="333333"/>
+        </w:rPr>
+        <w:t xml:space="preserve">BCAP</w:t>
+      </w:r>
+      <w:r>
+        <w:rPr>
+          <w:color w:val="333333"/>
+        </w:rPr>
+        <w:t xml:space="preserve"> is descriptive: it explains how Bitcoin consensus emerges from the iterated interactions of stakeholders with shifting powers and divergent incentives. This paper is normative: it proposes the minimum standards a proposal should meet before stakeholders rationally engage with its activation. The two works converge on several substantive points. Both treat sub-overwhelming Economic Node adoption as the central failure mode in contested soft-fork scenarios — </w:t>
+      </w:r>
+      <w:r>
+        <w:rPr>
+          <w:i/>
+          <w:iCs/>
+          <w:color w:val="333333"/>
+        </w:rPr>
+        <w:t xml:space="preserve">BCAP</w:t>
+      </w:r>
+      <w:r>
+        <w:rPr>
+          <w:color w:val="333333"/>
+        </w:rPr>
+        <w:t xml:space="preserve"> through its bounty-claim and chain-split risk analysis (§3.5.2), this paper through its activation-threshold standards (§3.4) and chain-split risk-assessment requirement (§3.5). Both treat miner signaling as a necessary but insufficient indicator of community consensus. Both reject naïve majoritarianism as a consensus-determination heuristic. And both identify Economic-Node coordination as the operative remedy when an activation proceeds without genuine consensus: </w:t>
+      </w:r>
+      <w:r>
+        <w:rPr>
+          <w:i/>
+          <w:iCs/>
+          <w:color w:val="333333"/>
+        </w:rPr>
+        <w:t xml:space="preserve">BCAP</w:t>
+      </w:r>
+      <w:r>
+        <w:rPr>
+          <w:color w:val="333333"/>
+        </w:rPr>
+        <w:t xml:space="preserve"> describes that coordination descriptively, as the mechanism by which markets re-equilibrate after a contested split; this paper prescribes it normatively, as the recommended response to a proposal classified as Red under §5.2.</w:t>
+      </w:r>
+    </w:p>
+    <w:p>
+      <w:pPr>
+        <w:jc w:val="both"/>
+      </w:pPr>
+      <w:r>
+        <w:rPr>
+          <w:color w:val="333333"/>
+        </w:rPr>
+        <w:t xml:space="preserve">This paper extends </w:t>
+      </w:r>
+      <w:r>
+        <w:rPr>
+          <w:i/>
+          <w:iCs/>
+          <w:color w:val="333333"/>
+        </w:rPr>
+        <w:t xml:space="preserve">BCAP</w:t>
+      </w:r>
+      <w:r>
+        <w:rPr>
+          <w:color w:val="333333"/>
+        </w:rPr>
+        <w:t xml:space="preserve">’s analytical framework in four respects. First, it operationalizes qualitative recommendations into numerical floors: minimum activation thresholds (90% MASF, with sub-80% presumptively dangerous and sub-60% reckless); minimum review periods tied to risk category (twelve months for moderate-risk soft forks, twenty-four months for high-risk soft forks, thirty-six for hard forks); and minimum testnet deployment duration (three months). Second, it quantifies the relationship between activation threshold and chain-split exposure: §3.4 models post-activation hashrate as a Bernoulli process and derives concrete reorganization probabilities — approximately thirty percent at E = 0.55 over a six-block horizon, falling to roughly 2×10⁻⁸ at E = 0.95. This quantification is consistent with </w:t>
+      </w:r>
+      <w:r>
+        <w:rPr>
+          <w:i/>
+          <w:iCs/>
+          <w:color w:val="333333"/>
+        </w:rPr>
+        <w:t xml:space="preserve">BCAP</w:t>
+      </w:r>
+      <w:r>
+        <w:rPr>
+          <w:color w:val="333333"/>
+        </w:rPr>
+        <w:t xml:space="preserve">’s qualitative conclusion that low and high Economic Node adoption produce categorically different risk profiles, but supplies the order-of-magnitude estimates that the qualitative analysis leaves open. Third, it develops a legal-liability framework — negligence (with explicit attention to the economic-loss rule and the available routes around it), tortious interference, fiduciary duty, mining-pool contract obligations, and regulatory consequences. </w:t>
+      </w:r>
+      <w:r>
+        <w:rPr>
+          <w:i/>
+          <w:iCs/>
+          <w:color w:val="333333"/>
+        </w:rPr>
+        <w:t xml:space="preserve">BCAP</w:t>
+      </w:r>
+      <w:r>
+        <w:rPr>
+          <w:color w:val="333333"/>
+        </w:rPr>
+        <w:t xml:space="preserve"> does not address legal exposure; this paper offers it as a distinct analytical layer whose conclusions are relevant to every stakeholder group </w:t>
+      </w:r>
+      <w:r>
+        <w:rPr>
+          <w:i/>
+          <w:iCs/>
+          <w:color w:val="333333"/>
+        </w:rPr>
+        <w:t xml:space="preserve">BCAP</w:t>
+      </w:r>
+      <w:r>
+        <w:rPr>
+          <w:color w:val="333333"/>
+        </w:rPr>
+        <w:t xml:space="preserve"> identifies. Fourth, it consolidates the foregoing into a binary twenty-point scoring rubric with classification bands (§5), enabling structured evaluation in place of free-form weighing of considerations.</w:t>
+      </w:r>
+    </w:p>
+    <w:p>
+      <w:pPr>
+        <w:jc w:val="both"/>
+      </w:pPr>
+      <w:r>
+        <w:rPr>
+          <w:color w:val="333333"/>
+        </w:rPr>
+        <w:t xml:space="preserve">Several elements of </w:t>
+      </w:r>
+      <w:r>
+        <w:rPr>
+          <w:i/>
+          <w:iCs/>
+          <w:color w:val="333333"/>
+        </w:rPr>
+        <w:t xml:space="preserve">BCAP</w:t>
+      </w:r>
+      <w:r>
+        <w:rPr>
+          <w:color w:val="333333"/>
+        </w:rPr>
+        <w:t xml:space="preserve"> the present paper does not duplicate. The stakeholder taxonomy and the power-over-time analysis (</w:t>
+      </w:r>
+      <w:r>
+        <w:rPr>
+          <w:i/>
+          <w:iCs/>
+          <w:color w:val="333333"/>
+        </w:rPr>
+        <w:t xml:space="preserve">BCAP</w:t>
+      </w:r>
+      <w:r>
+        <w:rPr>
+          <w:color w:val="333333"/>
+        </w:rPr>
+        <w:t xml:space="preserve"> §§3.2, 3.3.2), the State of Mind framework (</w:t>
+      </w:r>
+      <w:r>
+        <w:rPr>
+          <w:i/>
+          <w:iCs/>
+          <w:color w:val="333333"/>
+        </w:rPr>
+        <w:t xml:space="preserve">BCAP</w:t>
+      </w:r>
+      <w:r>
+        <w:rPr>
+          <w:color w:val="333333"/>
+        </w:rPr>
+        <w:t xml:space="preserve"> §3.1), the investor-segment analysis distinguishing self-custodying holders from institutional, corporate-treasury, and exchange-traded-fund segments (</w:t>
+      </w:r>
+      <w:r>
+        <w:rPr>
+          <w:i/>
+          <w:iCs/>
+          <w:color w:val="333333"/>
+        </w:rPr>
+        <w:t xml:space="preserve">BCAP</w:t>
+      </w:r>
+      <w:r>
+        <w:rPr>
+          <w:color w:val="333333"/>
+        </w:rPr>
+        <w:t xml:space="preserve"> §3.2.2), and the alternative-client adoption-pathway analysis (</w:t>
+      </w:r>
+      <w:r>
+        <w:rPr>
+          <w:i/>
+          <w:iCs/>
+          <w:color w:val="333333"/>
+        </w:rPr>
+        <w:t xml:space="preserve">BCAP</w:t>
+      </w:r>
+      <w:r>
+        <w:rPr>
+          <w:color w:val="333333"/>
+        </w:rPr>
+        <w:t xml:space="preserve"> §3.5.1) all remain the more developed treatments of their respective subjects. This paper refers readers to </w:t>
+      </w:r>
+      <w:r>
+        <w:rPr>
+          <w:i/>
+          <w:iCs/>
+          <w:color w:val="333333"/>
+        </w:rPr>
+        <w:t xml:space="preserve">BCAP</w:t>
+      </w:r>
+      <w:r>
+        <w:rPr>
+          <w:color w:val="333333"/>
+        </w:rPr>
+        <w:t xml:space="preserve"> for those questions. The two frameworks are intended to function together: </w:t>
+      </w:r>
+      <w:r>
+        <w:rPr>
+          <w:i/>
+          <w:iCs/>
+          <w:color w:val="333333"/>
+        </w:rPr>
+        <w:t xml:space="preserve">BCAP</w:t>
+      </w:r>
+      <w:r>
+        <w:rPr>
+          <w:color w:val="333333"/>
+        </w:rPr>
+        <w:t xml:space="preserve"> supplies the theory of how stakeholders shape consensus; this paper supplies the standards by which stakeholders may judge whether a particular proposal is ready for that process to begin.</w:t>
+      </w:r>
+    </w:p>
+    <w:p>
+      <w:pPr>
+        <w:jc w:val="both"/>
+      </w:pPr>
+      <w:r>
+        <w:rPr>
+          <w:color w:val="333333"/>
+        </w:rPr>
+        <w:t xml:space="preserve">The minimum-review-period floors proposed in §3.2 are anchored in empirical observation rather than aesthetic preference. Jameson Lopp’s longitudinal analysis of Bitcoin Core node-software adoption documents median upgrade times measured in months — historically on the order of forty weeks for routine releases, with recent versions trending longer still. </w:t>
+      </w:r>
+      <w:r>
+        <w:rPr>
+          <w:i/>
+          <w:iCs/>
+          <w:color w:val="333333"/>
+        </w:rPr>
+        <w:t xml:space="preserve">See </w:t>
+      </w:r>
+      <w:r>
+        <w:rPr>
+          <w:color w:val="333333"/>
+        </w:rPr>
+        <w:t xml:space="preserve">Jameson Lopp, </w:t>
+      </w:r>
+      <w:r>
+        <w:rPr>
+          <w:i/>
+          <w:iCs/>
+          <w:color w:val="333333"/>
+        </w:rPr>
+        <w:t xml:space="preserve">When Do Bitcoin Node Operators Upgrade?</w:t>
+      </w:r>
+      <w:r>
+        <w:rPr>
+          <w:color w:val="333333"/>
+        </w:rPr>
+        <w:t xml:space="preserve">, blog.lopp.net/when-do-bitcoin-node-operators-upgrade/. A twelve-month minimum review period for a moderate-risk soft fork accommodates a single such upgrade cycle plus a meaningful interval for review; a twenty-four-month minimum for a high-risk soft fork accommodates two. The review-period floors proposed in this framework are thus not arbitrary durations but the durations the network’s own observed upgrade dynamics require for activation signaling to begin from a position of broad enforcement readiness rather than speculative anticipation.</w:t>
+      </w:r>
+    </w:p>
+    <w:p>
+      <w:pPr>
+        <w:jc w:val="both"/>
+      </w:pPr>
+      <w:r>
+        <w:rPr>
+          <w:color w:val="333333"/>
+        </w:rPr>
+        <w:t xml:space="preserve">The legal analysis in Section 4 engages a smaller but distinct body of prior work. Angela Walch’s argument that core protocol developers exercise discretionary authority over property interests sufficient to trigger fiduciary obligations is the central academic contribution to the question and is engaged directly in the fiduciary-duty analysis below. The Tulip Trading litigation (</w:t>
+      </w:r>
+      <w:r>
+        <w:rPr>
+          <w:i/>
+          <w:iCs/>
+          <w:color w:val="333333"/>
+        </w:rPr>
         <w:t xml:space="preserve">Tulip Trading Ltd v van der Laan</w:t>
       </w:r>
       <w:r>
@@ -846,7 +1098,21 @@
         <w:rPr>
           <w:color w:val="333333"/>
         </w:rPr>
-        <w:t xml:space="preserve">This paper occupies the operational and legal layer of an emerging body of work on Bitcoin governance. It is most useful when read alongside BCAP, not in place of it.</w:t>
+        <w:t xml:space="preserve">This paper occupies the operational and legal layer of an emerging body of work on Bitcoin governance. It is most useful when read alongside </w:t>
+      </w:r>
+      <w:r>
+        <w:rPr>
+          <w:i/>
+          <w:iCs/>
+          <w:color w:val="333333"/>
+        </w:rPr>
+        <w:t xml:space="preserve">BCAP</w:t>
+      </w:r>
+      <w:r>
+        <w:rPr>
+          <w:color w:val="333333"/>
+        </w:rPr>
+        <w:t xml:space="preserve">, not in place of it.</w:t>
       </w:r>
     </w:p>
     <w:p>
@@ -2530,7 +2796,21 @@
         <w:rPr>
           <w:color w:val="333333"/>
         </w:rPr>
-        <w:t>A 55% threshold does not safely activate a soft fork. It produces the conditions historically associated with persistent minority chains: weeks or months of competing tips, ambiguous economic status for transactions confirmed on either side, and unresolved questions about the meaning of “Bitcoin” in contracts and on exchanges. The fact that P2SH used the same threshold in 2012 is not persuasive precedent: P2SH was a narrow, low-risk change to a network with a fraction of today’s value and user base. The stakes have changed. The standards must change with them. This conclusion is consistent with the qualitative analysis in BCAP §3.5.2, which identifies a low percentage of Economic Node enforcement as producing the highest risk of chain split and which describes the mechanism — sub-overwhelming enforcement permitting unupgraded blocks to extend the chain — by which that risk is realized.</w:t>
+        <w:t>A 55% threshold does not safely activate a soft fork. It produces the conditions historically associated with persistent minority chains: weeks or months of competing tips, ambiguous economic status for transactions confirmed on either side, and unresolved questions about the meaning of “Bitcoin” in contracts and on exchanges. The fact that P2SH used the same threshold in 2012 is not persuasive precedent: P2SH was a narrow, low-risk change to a network with a fraction of today’s value and user base. The stakes have changed. The standards must change with them. This conclusion is consistent with the qualitative analysis in </w:t>
+      </w:r>
+      <w:r>
+        <w:rPr>
+          <w:i/>
+          <w:iCs/>
+          <w:color w:val="333333"/>
+        </w:rPr>
+        <w:t>BCAP</w:t>
+      </w:r>
+      <w:r>
+        <w:rPr>
+          <w:color w:val="333333"/>
+        </w:rPr>
+        <w:t> §3.5.2, which identifies a low percentage of Economic Node enforcement as producing the highest risk of chain split and which describes the mechanism — sub-overwhelming enforcement permitting unupgraded blocks to extend the chain — by which that risk is realized.</w:t>
       </w:r>
     </w:p>
     <w:p>
@@ -2625,7 +2905,21 @@
         <w:rPr>
           <w:color w:val="333333"/>
         </w:rPr>
-        <w:t xml:space="preserve">The chain-split mechanisms this assessment must address are developed in detail in BCAP §3.5.2, including the bounty-claim scenario in which assets locked into scripts using newly proposed rules generate incentives for miners to mine an unupgraded block that voids the new-rule protection. Proposals that introduce new opcodes or new spending paths through OP_SUCCESS substitution warrant particular attention to that risk. The risk-assessment requirements that follow are the documentary correlates of that mechanism — questions a proponent must answer in writing before the community can rationally evaluate exposure.</w:t>
+        <w:t xml:space="preserve">The chain-split mechanisms this assessment must address are developed in detail in </w:t>
+      </w:r>
+      <w:r>
+        <w:rPr>
+          <w:i/>
+          <w:iCs/>
+          <w:color w:val="333333"/>
+        </w:rPr>
+        <w:t xml:space="preserve">BCAP</w:t>
+      </w:r>
+      <w:r>
+        <w:rPr>
+          <w:color w:val="333333"/>
+        </w:rPr>
+        <w:t xml:space="preserve"> §3.5.2, including the bounty-claim scenario in which assets locked into scripts using newly proposed rules generate incentives for miners to mine an unupgraded block that voids the new-rule protection. Proposals that introduce new opcodes or new spending paths through OP_SUCCESS substitution warrant particular attention to that risk. The risk-assessment requirements that follow are the documentary correlates of that mechanism — questions a proponent must answer in writing before the community can rationally evaluate exposure.</w:t>
       </w:r>
     </w:p>
     <w:p>
@@ -4103,7 +4397,21 @@
         <w:rPr>
           <w:color w:val="333333"/>
         </w:rPr>
-        <w:t>Bitcoin has no centralized governance. It has governance. Every consensus change that has ever been adopted required coordination among developers, miners, node operators, and economic actors. The process by which this coordination occurs — however informal — is governance. This framework does not propose centralized governance. It proposes minimum standards for evaluating proposals within Bitcoin’s existing decentralized governance structure. The descriptive thesis of BCAP — that Bitcoin consensus emerges from the iterated, multi-party interactions of stakeholders with shifting powers and incentives — is correct and is not contested by this framework. The framework’s claim is narrower and consistent with it: that minimum standards, publicly available and applied consistently, make the iterated process safer and more efficient by giving every stakeholder a shared vocabulary for declining engagement with proposals that are not ready.</w:t>
+        <w:t>Bitcoin has no centralized governance. It has governance. Every consensus change that has ever been adopted required coordination among developers, miners, node operators, and economic actors. The process by which this coordination occurs — however informal — is governance. This framework does not propose centralized governance. It proposes minimum standards for evaluating proposals within Bitcoin’s existing decentralized governance structure. The descriptive thesis of </w:t>
+      </w:r>
+      <w:r>
+        <w:rPr>
+          <w:i/>
+          <w:iCs/>
+          <w:color w:val="333333"/>
+        </w:rPr>
+        <w:t>BCAP</w:t>
+      </w:r>
+      <w:r>
+        <w:rPr>
+          <w:color w:val="333333"/>
+        </w:rPr>
+        <w:t> — that Bitcoin consensus emerges from the iterated, multi-party interactions of stakeholders with shifting powers and incentives — is correct and is not contested by this framework. The framework’s claim is narrower and consistent with it: that minimum standards, publicly available and applied consistently, make the iterated process safer and more efficient by giving every stakeholder a shared vocabulary for declining engagement with proposals that are not ready.</w:t>
       </w:r>
     </w:p>
     <w:p>

--- a/consensus_change_standards_v2.docx
+++ b/consensus_change_standards_v2.docx
@@ -4,7 +4,7 @@
   <w:body>
     <w:p>
       <w:pPr>
-        <w:spacing w:before="0" w:after="0" w:line="240" w:lineRule="auto"/>
+        <w:spacing w:before="0" w:after="0" w:line="360" w:lineRule="auto"/>
         <w:jc w:val="center"/>
       </w:pPr>
       <w:r>
@@ -53,7 +53,7 @@
     </w:p>
     <w:p>
       <w:pPr>
-        <w:spacing w:after="0" w:before="0" w:line="240" w:lineRule="auto"/>
+        <w:spacing w:after="0" w:before="0" w:line="360" w:lineRule="auto"/>
         <w:sectPr>
           <w:headerReference w:type="default" r:id="rId9"/>
           <w:footerReference w:type="default" r:id="rId10"/>
@@ -66,7 +66,7 @@
     </w:p>
     <w:p>
       <w:pPr>
-        <w:spacing w:after="400"/>
+        <w:spacing w:after="0"/>
       </w:pPr>
       <w:r>
         <w:rPr>
@@ -79,7 +79,7 @@
     </w:p>
     <w:p>
       <w:pPr>
-        <w:spacing w:after="200"/>
+        <w:spacing w:after="0"/>
       </w:pPr>
       <w:r>
         <w:rPr>
@@ -131,7 +131,7 @@
     </w:p>
     <w:p>
       <w:pPr>
-        <w:spacing w:after="300"/>
+        <w:spacing w:after="0"/>
       </w:pPr>
       <w:r>
         <w:rPr>
@@ -170,7 +170,7 @@
     </w:p>
     <w:p>
       <w:pPr>
-        <w:spacing w:after="300"/>
+        <w:spacing w:after="0"/>
       </w:pPr>
       <w:r>
         <w:rPr>
@@ -183,7 +183,7 @@
     </w:p>
     <w:p>
       <w:pPr>
-        <w:spacing w:after="200"/>
+        <w:spacing w:after="0"/>
       </w:pPr>
       <w:r>
         <w:rPr>
@@ -239,7 +239,7 @@
     </w:p>
     <w:p>
       <w:pPr>
-        <w:spacing w:after="200"/>
+        <w:spacing w:after="0"/>
       </w:pPr>
       <w:r>
         <w:rPr>
@@ -262,7 +262,8 @@
     </w:p>
     <w:p>
       <w:pPr>
-        <w:spacing w:after="200" w:line="312" w:lineRule="auto"/>
+        <w:spacing w:after="0" w:line="360" w:lineRule="auto"/>
+        <w:ind w:firstLine="432"/>
         <w:jc w:val="both"/>
       </w:pPr>
       <w:r>
@@ -274,7 +275,7 @@
     </w:p>
     <w:p>
       <w:pPr>
-        <w:spacing w:after="200"/>
+        <w:spacing w:after="0"/>
       </w:pPr>
       <w:r>
         <w:rPr>
@@ -295,7 +296,7 @@
     </w:p>
     <w:p>
       <w:pPr>
-        <w:spacing w:after="200"/>
+        <w:spacing w:after="0"/>
       </w:pPr>
       <w:r>
         <w:rPr>
@@ -318,24 +319,28 @@
     </w:p>
     <w:p>
       <w:pPr>
-        <w:spacing w:after="200" w:line="312" w:lineRule="auto"/>
-        <w:jc w:val="both"/>
-      </w:pPr>
-      <w:r>
-        <w:rPr>
-          <w:color w:val="333333"/>
+        <w:spacing w:after="120" w:line="240" w:lineRule="auto"/>
+        <w:jc w:val="both"/>
+      </w:pPr>
+      <w:r>
+        <w:rPr>
+          <w:color w:val="555555"/>
+          <w:sz w:val="18"/>
+          <w:szCs w:val="18"/>
         </w:rPr>
         <w:t>This document does not constitute legal advice. The legal analysis contained herein is a general discussion of legal principles and does not create an attorney-client relationship between the author and any reader. The views expressed are the author’s own and do not represent the views of any employer, client, or affiliated organization.</w:t>
       </w:r>
     </w:p>
     <w:p>
       <w:pPr>
-        <w:spacing w:after="200" w:line="312" w:lineRule="auto"/>
-        <w:jc w:val="both"/>
-      </w:pPr>
-      <w:r>
-        <w:rPr>
-          <w:color w:val="333333"/>
+        <w:spacing w:after="120" w:line="240" w:lineRule="auto"/>
+        <w:jc w:val="both"/>
+      </w:pPr>
+      <w:r>
+        <w:rPr>
+          <w:color w:val="555555"/>
+          <w:sz w:val="18"/>
+          <w:szCs w:val="18"/>
         </w:rPr>
         <w:t>Bitcoin is an experimental technology. This document does not recommend for or against any particular consensus change proposal, including BIP-110.</w:t>
       </w:r>
@@ -362,7 +367,8 @@
     </w:p>
     <w:p>
       <w:pPr>
-        <w:spacing w:after="200" w:line="312" w:lineRule="auto"/>
+        <w:spacing w:after="0" w:line="360" w:lineRule="auto"/>
+        <w:ind w:firstLine="432"/>
         <w:jc w:val="both"/>
       </w:pPr>
       <w:r>
@@ -374,7 +380,8 @@
     </w:p>
     <w:p>
       <w:pPr>
-        <w:spacing w:after="200" w:line="312" w:lineRule="auto"/>
+        <w:spacing w:after="0" w:line="360" w:lineRule="auto"/>
+        <w:ind w:firstLine="432"/>
         <w:jc w:val="both"/>
       </w:pPr>
       <w:r>
@@ -386,7 +393,8 @@
     </w:p>
     <w:p>
       <w:pPr>
-        <w:spacing w:after="200" w:line="312" w:lineRule="auto"/>
+        <w:spacing w:after="0" w:line="360" w:lineRule="auto"/>
+        <w:ind w:firstLine="432"/>
         <w:jc w:val="both"/>
       </w:pPr>
       <w:r>
@@ -398,7 +406,8 @@
     </w:p>
     <w:p>
       <w:pPr>
-        <w:spacing w:after="200" w:line="312" w:lineRule="auto"/>
+        <w:spacing w:after="0" w:line="360" w:lineRule="auto"/>
+        <w:ind w:firstLine="432"/>
         <w:jc w:val="both"/>
       </w:pPr>
       <w:r>
@@ -424,6 +433,7 @@
     <w:p>
       <w:pPr>
         <w:pStyle w:val="Heading2"/>
+        <w:keepNext/>
       </w:pPr>
       <w:r>
         <w:t xml:space="preserve">1.0 How to Read This Paper</w:t>
@@ -431,6 +441,9 @@
     </w:p>
     <w:p>
       <w:pPr>
+        <w:spacing w:after="0" w:line="360" w:lineRule="auto"/>
+        <w:ind w:firstLine="432"/>
+        <w:ind w:firstLine="432"/>
         <w:jc w:val="both"/>
       </w:pPr>
       <w:r>
@@ -442,6 +455,9 @@
     </w:p>
     <w:p>
       <w:pPr>
+        <w:spacing w:after="0" w:line="360" w:lineRule="auto"/>
+        <w:ind w:firstLine="432"/>
+        <w:ind w:firstLine="432"/>
         <w:jc w:val="both"/>
       </w:pPr>
       <w:r>
@@ -453,6 +469,9 @@
     </w:p>
     <w:p>
       <w:pPr>
+        <w:spacing w:after="0" w:line="360" w:lineRule="auto"/>
+        <w:ind w:firstLine="432"/>
+        <w:ind w:firstLine="432"/>
         <w:jc w:val="both"/>
       </w:pPr>
       <w:r>
@@ -464,6 +483,9 @@
     </w:p>
     <w:p>
       <w:pPr>
+        <w:spacing w:after="0" w:line="360" w:lineRule="auto"/>
+        <w:ind w:firstLine="432"/>
+        <w:ind w:firstLine="432"/>
         <w:jc w:val="both"/>
       </w:pPr>
       <w:r>
@@ -476,6 +498,7 @@
     <w:p>
       <w:pPr>
         <w:pStyle w:val="Heading2"/>
+        <w:keepNext/>
       </w:pPr>
       <w:r>
         <w:t>1.1 The Absence of Standards</w:t>
@@ -483,7 +506,8 @@
     </w:p>
     <w:p>
       <w:pPr>
-        <w:spacing w:after="200" w:line="312" w:lineRule="auto"/>
+        <w:spacing w:after="0" w:line="360" w:lineRule="auto"/>
+        <w:ind w:firstLine="432"/>
         <w:jc w:val="both"/>
       </w:pPr>
       <w:r>
@@ -495,7 +519,8 @@
     </w:p>
     <w:p>
       <w:pPr>
-        <w:spacing w:after="200" w:line="312" w:lineRule="auto"/>
+        <w:spacing w:after="0" w:line="360" w:lineRule="auto"/>
+        <w:ind w:firstLine="432"/>
         <w:jc w:val="both"/>
       </w:pPr>
       <w:r>
@@ -507,7 +532,8 @@
     </w:p>
     <w:p>
       <w:pPr>
-        <w:spacing w:after="200" w:line="312" w:lineRule="auto"/>
+        <w:spacing w:after="0" w:line="360" w:lineRule="auto"/>
+        <w:ind w:firstLine="432"/>
         <w:jc w:val="both"/>
       </w:pPr>
       <w:r>
@@ -520,6 +546,7 @@
     <w:p>
       <w:pPr>
         <w:pStyle w:val="Heading2"/>
+        <w:keepNext/>
       </w:pPr>
       <w:r>
         <w:t>1.2 BIP-110 as Case Study</w:t>
@@ -527,7 +554,8 @@
     </w:p>
     <w:p>
       <w:pPr>
-        <w:spacing w:after="200" w:line="312" w:lineRule="auto"/>
+        <w:spacing w:after="0" w:line="360" w:lineRule="auto"/>
+        <w:ind w:firstLine="432"/>
         <w:jc w:val="both"/>
       </w:pPr>
       <w:r>
@@ -539,7 +567,8 @@
     </w:p>
     <w:p>
       <w:pPr>
-        <w:spacing w:after="200" w:line="312" w:lineRule="auto"/>
+        <w:spacing w:after="0" w:line="360" w:lineRule="auto"/>
+        <w:ind w:firstLine="432"/>
         <w:jc w:val="both"/>
       </w:pPr>
       <w:r>
@@ -551,7 +580,8 @@
     </w:p>
     <w:p>
       <w:pPr>
-        <w:spacing w:after="200" w:line="312" w:lineRule="auto"/>
+        <w:spacing w:after="0" w:line="360" w:lineRule="auto"/>
+        <w:ind w:firstLine="432"/>
         <w:jc w:val="both"/>
       </w:pPr>
       <w:r>
@@ -571,7 +601,8 @@
     </w:p>
     <w:p>
       <w:pPr>
-        <w:spacing w:after="200" w:line="312" w:lineRule="auto"/>
+        <w:spacing w:after="0" w:line="360" w:lineRule="auto"/>
+        <w:ind w:firstLine="432"/>
         <w:jc w:val="both"/>
       </w:pPr>
       <w:r>
@@ -591,7 +622,8 @@
     </w:p>
     <w:p>
       <w:pPr>
-        <w:spacing w:after="200" w:line="312" w:lineRule="auto"/>
+        <w:spacing w:after="0" w:line="360" w:lineRule="auto"/>
+        <w:ind w:firstLine="432"/>
         <w:jc w:val="both"/>
       </w:pPr>
       <w:r>
@@ -611,7 +643,8 @@
     </w:p>
     <w:p>
       <w:pPr>
-        <w:spacing w:after="200" w:line="312" w:lineRule="auto"/>
+        <w:spacing w:after="0" w:line="360" w:lineRule="auto"/>
+        <w:ind w:firstLine="432"/>
         <w:jc w:val="both"/>
       </w:pPr>
       <w:r>
@@ -631,7 +664,8 @@
     </w:p>
     <w:p>
       <w:pPr>
-        <w:spacing w:after="200" w:line="312" w:lineRule="auto"/>
+        <w:spacing w:after="0" w:line="360" w:lineRule="auto"/>
+        <w:ind w:firstLine="432"/>
         <w:jc w:val="both"/>
       </w:pPr>
       <w:r>
@@ -651,6 +685,9 @@
     </w:p>
     <w:p>
       <w:pPr>
+        <w:spacing w:after="0" w:line="360" w:lineRule="auto"/>
+        <w:ind w:firstLine="432"/>
+        <w:ind w:firstLine="432"/>
         <w:jc w:val="both"/>
       </w:pPr>
       <w:r>
@@ -662,6 +699,9 @@
     </w:p>
     <w:p>
       <w:pPr>
+        <w:spacing w:after="0" w:line="360" w:lineRule="auto"/>
+        <w:ind w:firstLine="432"/>
+        <w:ind w:firstLine="432"/>
         <w:jc w:val="both"/>
       </w:pPr>
       <w:r>
@@ -674,6 +714,7 @@
     <w:p>
       <w:pPr>
         <w:pStyle w:val="Heading2"/>
+        <w:keepNext/>
       </w:pPr>
       <w:r>
         <w:t>1.3 The Stakes</w:t>
@@ -681,7 +722,8 @@
     </w:p>
     <w:p>
       <w:pPr>
-        <w:spacing w:after="200" w:line="312" w:lineRule="auto"/>
+        <w:spacing w:after="0" w:line="360" w:lineRule="auto"/>
+        <w:ind w:firstLine="432"/>
         <w:jc w:val="both"/>
       </w:pPr>
       <w:r>
@@ -693,7 +735,8 @@
     </w:p>
     <w:p>
       <w:pPr>
-        <w:spacing w:after="200" w:line="312" w:lineRule="auto"/>
+        <w:spacing w:after="0" w:line="360" w:lineRule="auto"/>
+        <w:ind w:firstLine="432"/>
         <w:jc w:val="both"/>
       </w:pPr>
       <w:r>
@@ -704,13 +747,9 @@
       </w:r>
     </w:p>
     <w:p>
-      <w:r>
-        <w:br w:type="page"/>
-      </w:r>
-    </w:p>
-    <w:p>
       <w:pPr>
         <w:pStyle w:val="Heading2"/>
+        <w:keepNext/>
       </w:pPr>
       <w:r>
         <w:t xml:space="preserve">1.4 Relation to Prior Work</w:t>
@@ -718,6 +757,9 @@
     </w:p>
     <w:p>
       <w:pPr>
+        <w:spacing w:after="0" w:line="360" w:lineRule="auto"/>
+        <w:ind w:firstLine="432"/>
+        <w:ind w:firstLine="432"/>
         <w:jc w:val="both"/>
       </w:pPr>
       <w:r>
@@ -785,6 +827,9 @@
     </w:p>
     <w:p>
       <w:pPr>
+        <w:spacing w:after="0" w:line="360" w:lineRule="auto"/>
+        <w:ind w:firstLine="432"/>
+        <w:ind w:firstLine="432"/>
         <w:jc w:val="both"/>
       </w:pPr>
       <w:r>
@@ -852,6 +897,9 @@
     </w:p>
     <w:p>
       <w:pPr>
+        <w:spacing w:after="0" w:line="360" w:lineRule="auto"/>
+        <w:ind w:firstLine="432"/>
+        <w:ind w:firstLine="432"/>
         <w:jc w:val="both"/>
       </w:pPr>
       <w:r>
@@ -919,6 +967,9 @@
     </w:p>
     <w:p>
       <w:pPr>
+        <w:spacing w:after="0" w:line="360" w:lineRule="auto"/>
+        <w:ind w:firstLine="432"/>
+        <w:ind w:firstLine="432"/>
         <w:jc w:val="both"/>
       </w:pPr>
       <w:r>
@@ -1028,6 +1079,9 @@
     </w:p>
     <w:p>
       <w:pPr>
+        <w:spacing w:after="0" w:line="360" w:lineRule="auto"/>
+        <w:ind w:firstLine="432"/>
+        <w:ind w:firstLine="432"/>
         <w:jc w:val="both"/>
       </w:pPr>
       <w:r>
@@ -1067,6 +1121,9 @@
     </w:p>
     <w:p>
       <w:pPr>
+        <w:spacing w:after="0" w:line="360" w:lineRule="auto"/>
+        <w:ind w:firstLine="432"/>
+        <w:ind w:firstLine="432"/>
         <w:jc w:val="both"/>
       </w:pPr>
       <w:r>
@@ -1092,6 +1149,9 @@
     </w:p>
     <w:p>
       <w:pPr>
+        <w:spacing w:after="0" w:line="360" w:lineRule="auto"/>
+        <w:ind w:firstLine="432"/>
+        <w:ind w:firstLine="432"/>
         <w:jc w:val="both"/>
       </w:pPr>
       <w:r>
@@ -1116,6 +1176,11 @@
       </w:r>
     </w:p>
     <w:p>
+      <w:r>
+        <w:br w:type="page"/>
+      </w:r>
+    </w:p>
+    <w:p>
       <w:pPr>
         <w:pStyle w:val="Heading1"/>
       </w:pPr>
@@ -1125,7 +1190,8 @@
     </w:p>
     <w:p>
       <w:pPr>
-        <w:spacing w:after="200" w:line="312" w:lineRule="auto"/>
+        <w:spacing w:after="0" w:line="360" w:lineRule="auto"/>
+        <w:ind w:firstLine="432"/>
         <w:jc w:val="both"/>
       </w:pPr>
       <w:r>
@@ -1138,6 +1204,7 @@
     <w:p>
       <w:pPr>
         <w:pStyle w:val="Heading2"/>
+        <w:keepNext/>
       </w:pPr>
       <w:r>
         <w:t>2.1 P2SH (BIP-16) — 2012</w:t>
@@ -1145,7 +1212,8 @@
     </w:p>
     <w:p>
       <w:pPr>
-        <w:spacing w:after="200" w:line="312" w:lineRule="auto"/>
+        <w:spacing w:after="0" w:line="360" w:lineRule="auto"/>
+        <w:ind w:firstLine="432"/>
         <w:jc w:val="both"/>
       </w:pPr>
       <w:r>
@@ -1157,7 +1225,8 @@
     </w:p>
     <w:p>
       <w:pPr>
-        <w:spacing w:after="200" w:line="312" w:lineRule="auto"/>
+        <w:spacing w:after="0" w:line="360" w:lineRule="auto"/>
+        <w:ind w:firstLine="432"/>
         <w:jc w:val="both"/>
       </w:pPr>
       <w:r>
@@ -1178,6 +1247,7 @@
     <w:p>
       <w:pPr>
         <w:pStyle w:val="Heading2"/>
+        <w:keepNext/>
       </w:pPr>
       <w:r>
         <w:t>2.2 The Block Size Wars (2015–2017)</w:t>
@@ -1185,7 +1255,8 @@
     </w:p>
     <w:p>
       <w:pPr>
-        <w:spacing w:after="200" w:line="312" w:lineRule="auto"/>
+        <w:spacing w:after="0" w:line="360" w:lineRule="auto"/>
+        <w:ind w:firstLine="432"/>
         <w:jc w:val="both"/>
       </w:pPr>
       <w:r>
@@ -1197,7 +1268,8 @@
     </w:p>
     <w:p>
       <w:pPr>
-        <w:spacing w:after="200" w:line="312" w:lineRule="auto"/>
+        <w:spacing w:after="0" w:line="360" w:lineRule="auto"/>
+        <w:ind w:firstLine="432"/>
         <w:jc w:val="both"/>
       </w:pPr>
       <w:r>
@@ -1209,7 +1281,8 @@
     </w:p>
     <w:p>
       <w:pPr>
-        <w:spacing w:after="200" w:line="312" w:lineRule="auto"/>
+        <w:spacing w:after="0" w:line="360" w:lineRule="auto"/>
+        <w:ind w:firstLine="432"/>
         <w:jc w:val="both"/>
       </w:pPr>
       <w:r>
@@ -1229,7 +1302,8 @@
     </w:p>
     <w:p>
       <w:pPr>
-        <w:spacing w:after="200" w:line="312" w:lineRule="auto"/>
+        <w:spacing w:after="0" w:line="360" w:lineRule="auto"/>
+        <w:ind w:firstLine="432"/>
         <w:jc w:val="both"/>
       </w:pPr>
       <w:r>
@@ -1249,7 +1323,8 @@
     </w:p>
     <w:p>
       <w:pPr>
-        <w:spacing w:after="200" w:line="312" w:lineRule="auto"/>
+        <w:spacing w:after="0" w:line="360" w:lineRule="auto"/>
+        <w:ind w:firstLine="432"/>
         <w:jc w:val="both"/>
       </w:pPr>
       <w:r>
@@ -1270,6 +1345,7 @@
     <w:p>
       <w:pPr>
         <w:pStyle w:val="Heading2"/>
+        <w:keepNext/>
       </w:pPr>
       <w:r>
         <w:t>2.3 SegWit (BIP-141) — 2017</w:t>
@@ -1277,7 +1353,8 @@
     </w:p>
     <w:p>
       <w:pPr>
-        <w:spacing w:after="200" w:line="312" w:lineRule="auto"/>
+        <w:spacing w:after="0" w:line="360" w:lineRule="auto"/>
+        <w:ind w:firstLine="432"/>
         <w:jc w:val="both"/>
       </w:pPr>
       <w:r>
@@ -1289,7 +1366,8 @@
     </w:p>
     <w:p>
       <w:pPr>
-        <w:spacing w:after="200" w:line="312" w:lineRule="auto"/>
+        <w:spacing w:after="0" w:line="360" w:lineRule="auto"/>
+        <w:ind w:firstLine="432"/>
         <w:jc w:val="both"/>
       </w:pPr>
       <w:r>
@@ -1301,7 +1379,8 @@
     </w:p>
     <w:p>
       <w:pPr>
-        <w:spacing w:after="200" w:line="312" w:lineRule="auto"/>
+        <w:spacing w:after="0" w:line="360" w:lineRule="auto"/>
+        <w:ind w:firstLine="432"/>
         <w:jc w:val="both"/>
       </w:pPr>
       <w:r>
@@ -1322,6 +1401,7 @@
     <w:p>
       <w:pPr>
         <w:pStyle w:val="Heading2"/>
+        <w:keepNext/>
       </w:pPr>
       <w:r>
         <w:t>2.4 Taproot (BIP-340/341/342) — 2021</w:t>
@@ -1329,7 +1409,8 @@
     </w:p>
     <w:p>
       <w:pPr>
-        <w:spacing w:after="200" w:line="312" w:lineRule="auto"/>
+        <w:spacing w:after="0" w:line="360" w:lineRule="auto"/>
+        <w:ind w:firstLine="432"/>
         <w:jc w:val="both"/>
       </w:pPr>
       <w:r>
@@ -1341,7 +1422,8 @@
     </w:p>
     <w:p>
       <w:pPr>
-        <w:spacing w:after="200" w:line="312" w:lineRule="auto"/>
+        <w:spacing w:after="0" w:line="360" w:lineRule="auto"/>
+        <w:ind w:firstLine="432"/>
         <w:jc w:val="both"/>
       </w:pPr>
       <w:r>
@@ -1353,7 +1435,8 @@
     </w:p>
     <w:p>
       <w:pPr>
-        <w:spacing w:after="200" w:line="312" w:lineRule="auto"/>
+        <w:spacing w:after="0" w:line="360" w:lineRule="auto"/>
+        <w:ind w:firstLine="432"/>
         <w:jc w:val="both"/>
       </w:pPr>
       <w:r>
@@ -1374,6 +1457,7 @@
     <w:p>
       <w:pPr>
         <w:pStyle w:val="Heading2"/>
+        <w:keepNext/>
       </w:pPr>
       <w:r>
         <w:t>2.5 Summary of Activation Parameters</w:t>
@@ -2084,11 +2168,12 @@
     </w:tbl>
     <w:p>
       <w:pPr>
-        <w:spacing w:after="200"/>
-      </w:pPr>
-    </w:p>
-    <w:p>
-      <w:pPr>
+        <w:spacing w:after="0"/>
+      </w:pPr>
+    </w:p>
+    <w:p>
+      <w:pPr>
+        <w:ind w:firstLine="432"/>
         <w:jc w:val="both"/>
       </w:pPr>
       <w:r>
@@ -2102,7 +2187,8 @@
     </w:p>
     <w:p>
       <w:pPr>
-        <w:spacing w:after="200" w:line="312" w:lineRule="auto"/>
+        <w:spacing w:after="0" w:line="360" w:lineRule="auto"/>
+        <w:ind w:firstLine="432"/>
         <w:jc w:val="both"/>
       </w:pPr>
       <w:r>
@@ -2127,7 +2213,8 @@
     </w:p>
     <w:p>
       <w:pPr>
-        <w:spacing w:after="200" w:line="312" w:lineRule="auto"/>
+        <w:spacing w:after="0" w:line="360" w:lineRule="auto"/>
+        <w:ind w:firstLine="432"/>
         <w:jc w:val="both"/>
       </w:pPr>
       <w:r>
@@ -2140,6 +2227,7 @@
     <w:p>
       <w:pPr>
         <w:pStyle w:val="Heading2"/>
+        <w:keepNext/>
       </w:pPr>
       <w:r>
         <w:t>3.1 Proposal Submission Requirements</w:t>
@@ -2147,7 +2235,8 @@
     </w:p>
     <w:p>
       <w:pPr>
-        <w:spacing w:after="200" w:line="312" w:lineRule="auto"/>
+        <w:spacing w:after="0" w:line="360" w:lineRule="auto"/>
+        <w:ind w:firstLine="432"/>
         <w:jc w:val="both"/>
       </w:pPr>
       <w:r>
@@ -2159,7 +2248,8 @@
     </w:p>
     <w:p>
       <w:pPr>
-        <w:spacing w:after="200" w:line="312" w:lineRule="auto"/>
+        <w:spacing w:after="0" w:line="360" w:lineRule="auto"/>
+        <w:ind w:firstLine="432"/>
         <w:jc w:val="both"/>
       </w:pPr>
       <w:r>
@@ -2179,7 +2269,8 @@
     </w:p>
     <w:p>
       <w:pPr>
-        <w:spacing w:after="200" w:line="312" w:lineRule="auto"/>
+        <w:spacing w:after="0" w:line="360" w:lineRule="auto"/>
+        <w:ind w:firstLine="432"/>
         <w:jc w:val="both"/>
       </w:pPr>
       <w:r>
@@ -2199,7 +2290,8 @@
     </w:p>
     <w:p>
       <w:pPr>
-        <w:spacing w:after="200" w:line="312" w:lineRule="auto"/>
+        <w:spacing w:after="0" w:line="360" w:lineRule="auto"/>
+        <w:ind w:firstLine="432"/>
         <w:jc w:val="both"/>
       </w:pPr>
       <w:r>
@@ -2219,7 +2311,8 @@
     </w:p>
     <w:p>
       <w:pPr>
-        <w:spacing w:after="200" w:line="312" w:lineRule="auto"/>
+        <w:spacing w:after="0" w:line="360" w:lineRule="auto"/>
+        <w:ind w:firstLine="432"/>
         <w:jc w:val="both"/>
       </w:pPr>
       <w:r>
@@ -2239,7 +2332,8 @@
     </w:p>
     <w:p>
       <w:pPr>
-        <w:spacing w:after="200" w:line="312" w:lineRule="auto"/>
+        <w:spacing w:after="0" w:line="360" w:lineRule="auto"/>
+        <w:ind w:firstLine="432"/>
         <w:jc w:val="both"/>
       </w:pPr>
       <w:r>
@@ -2259,7 +2353,8 @@
     </w:p>
     <w:p>
       <w:pPr>
-        <w:spacing w:after="200" w:line="312" w:lineRule="auto"/>
+        <w:spacing w:after="0" w:line="360" w:lineRule="auto"/>
+        <w:ind w:firstLine="432"/>
         <w:jc w:val="both"/>
       </w:pPr>
       <w:r>
@@ -2280,6 +2375,7 @@
     <w:p>
       <w:pPr>
         <w:pStyle w:val="Heading2"/>
+        <w:keepNext/>
       </w:pPr>
       <w:r>
         <w:t>3.2 Minimum Review Period</w:t>
@@ -2287,7 +2383,8 @@
     </w:p>
     <w:p>
       <w:pPr>
-        <w:spacing w:after="200" w:line="312" w:lineRule="auto"/>
+        <w:spacing w:after="0" w:line="360" w:lineRule="auto"/>
+        <w:ind w:firstLine="432"/>
         <w:jc w:val="both"/>
       </w:pPr>
       <w:r>
@@ -2299,7 +2396,7 @@
     </w:p>
     <w:p>
       <w:pPr>
-        <w:spacing w:before="240" w:after="120"/>
+        <w:spacing w:before="240" w:after="0"/>
       </w:pPr>
       <w:r>
         <w:rPr>
@@ -2315,7 +2412,8 @@
     </w:p>
     <w:p>
       <w:pPr>
-        <w:spacing w:after="200" w:line="312" w:lineRule="auto"/>
+        <w:spacing w:after="0" w:line="360" w:lineRule="auto"/>
+        <w:ind w:firstLine="432"/>
         <w:jc w:val="both"/>
       </w:pPr>
       <w:r>
@@ -2327,7 +2425,7 @@
     </w:p>
     <w:p>
       <w:pPr>
-        <w:spacing w:before="240" w:after="120"/>
+        <w:spacing w:before="240" w:after="0"/>
       </w:pPr>
       <w:r>
         <w:rPr>
@@ -2343,7 +2441,8 @@
     </w:p>
     <w:p>
       <w:pPr>
-        <w:spacing w:after="200" w:line="312" w:lineRule="auto"/>
+        <w:spacing w:after="0" w:line="360" w:lineRule="auto"/>
+        <w:ind w:firstLine="432"/>
         <w:jc w:val="both"/>
       </w:pPr>
       <w:r>
@@ -2369,7 +2468,7 @@
     </w:p>
     <w:p>
       <w:pPr>
-        <w:spacing w:before="240" w:after="120"/>
+        <w:spacing w:before="240" w:after="0"/>
       </w:pPr>
       <w:r>
         <w:rPr>
@@ -2385,7 +2484,8 @@
     </w:p>
     <w:p>
       <w:pPr>
-        <w:spacing w:after="200" w:line="312" w:lineRule="auto"/>
+        <w:spacing w:after="0" w:line="360" w:lineRule="auto"/>
+        <w:ind w:firstLine="432"/>
         <w:jc w:val="both"/>
       </w:pPr>
       <w:r>
@@ -2411,7 +2511,7 @@
     </w:p>
     <w:p>
       <w:pPr>
-        <w:spacing w:before="240" w:after="120"/>
+        <w:spacing w:before="240" w:after="0"/>
       </w:pPr>
       <w:r>
         <w:rPr>
@@ -2427,7 +2527,8 @@
     </w:p>
     <w:p>
       <w:pPr>
-        <w:spacing w:after="200" w:line="312" w:lineRule="auto"/>
+        <w:spacing w:after="0" w:line="360" w:lineRule="auto"/>
+        <w:ind w:firstLine="432"/>
         <w:jc w:val="both"/>
       </w:pPr>
       <w:r>
@@ -2440,6 +2541,7 @@
     <w:p>
       <w:pPr>
         <w:pStyle w:val="Heading2"/>
+        <w:keepNext/>
       </w:pPr>
       <w:r>
         <w:t>3.3 Code Audit Requirements</w:t>
@@ -2447,7 +2549,8 @@
     </w:p>
     <w:p>
       <w:pPr>
-        <w:spacing w:after="200" w:line="312" w:lineRule="auto"/>
+        <w:spacing w:after="0" w:line="360" w:lineRule="auto"/>
+        <w:ind w:firstLine="432"/>
         <w:jc w:val="both"/>
       </w:pPr>
       <w:r>
@@ -2459,7 +2562,8 @@
     </w:p>
     <w:p>
       <w:pPr>
-        <w:spacing w:after="200" w:line="312" w:lineRule="auto"/>
+        <w:spacing w:after="0" w:line="360" w:lineRule="auto"/>
+        <w:ind w:firstLine="432"/>
         <w:jc w:val="both"/>
       </w:pPr>
       <w:r>
@@ -2479,7 +2583,8 @@
     </w:p>
     <w:p>
       <w:pPr>
-        <w:spacing w:after="200" w:line="312" w:lineRule="auto"/>
+        <w:spacing w:after="0" w:line="360" w:lineRule="auto"/>
+        <w:ind w:firstLine="432"/>
         <w:jc w:val="both"/>
       </w:pPr>
       <w:r>
@@ -2499,7 +2604,8 @@
     </w:p>
     <w:p>
       <w:pPr>
-        <w:spacing w:after="200" w:line="312" w:lineRule="auto"/>
+        <w:spacing w:after="0" w:line="360" w:lineRule="auto"/>
+        <w:ind w:firstLine="432"/>
         <w:jc w:val="both"/>
       </w:pPr>
       <w:r>
@@ -2519,7 +2625,8 @@
     </w:p>
     <w:p>
       <w:pPr>
-        <w:spacing w:after="200" w:line="312" w:lineRule="auto"/>
+        <w:spacing w:after="0" w:line="360" w:lineRule="auto"/>
+        <w:ind w:firstLine="432"/>
         <w:jc w:val="both"/>
       </w:pPr>
       <w:r>
@@ -2539,7 +2646,8 @@
     </w:p>
     <w:p>
       <w:pPr>
-        <w:spacing w:after="200" w:line="312" w:lineRule="auto"/>
+        <w:spacing w:after="0" w:line="360" w:lineRule="auto"/>
+        <w:ind w:firstLine="432"/>
         <w:jc w:val="both"/>
       </w:pPr>
       <w:r>
@@ -2560,6 +2668,7 @@
     <w:p>
       <w:pPr>
         <w:pStyle w:val="Heading2"/>
+        <w:keepNext/>
       </w:pPr>
       <w:r>
         <w:t>3.4 Activation Threshold Standards</w:t>
@@ -2567,7 +2676,8 @@
     </w:p>
     <w:p>
       <w:pPr>
-        <w:spacing w:after="200" w:line="312" w:lineRule="auto"/>
+        <w:spacing w:after="0" w:line="360" w:lineRule="auto"/>
+        <w:ind w:firstLine="432"/>
         <w:jc w:val="both"/>
       </w:pPr>
       <w:r>
@@ -2579,7 +2689,7 @@
     </w:p>
     <w:p>
       <w:pPr>
-        <w:spacing w:before="240" w:after="120"/>
+        <w:spacing w:before="240" w:after="0"/>
       </w:pPr>
       <w:r>
         <w:rPr>
@@ -2595,7 +2705,8 @@
     </w:p>
     <w:p>
       <w:pPr>
-        <w:spacing w:after="200" w:line="312" w:lineRule="auto"/>
+        <w:spacing w:after="0" w:line="360" w:lineRule="auto"/>
+        <w:ind w:firstLine="432"/>
         <w:jc w:val="both"/>
       </w:pPr>
       <w:r>
@@ -2607,7 +2718,8 @@
     </w:p>
     <w:p>
       <w:pPr>
-        <w:spacing w:after="200" w:line="312" w:lineRule="auto"/>
+        <w:spacing w:after="0" w:line="360" w:lineRule="auto"/>
+        <w:ind w:firstLine="432"/>
         <w:jc w:val="both"/>
       </w:pPr>
       <w:r>
@@ -2619,7 +2731,8 @@
     </w:p>
     <w:p>
       <w:pPr>
-        <w:spacing w:after="200" w:line="312" w:lineRule="auto"/>
+        <w:spacing w:after="0" w:line="360" w:lineRule="auto"/>
+        <w:ind w:firstLine="432"/>
         <w:jc w:val="both"/>
       </w:pPr>
       <w:r>
@@ -2631,7 +2744,8 @@
     </w:p>
     <w:p>
       <w:pPr>
-        <w:spacing w:after="200" w:line="312" w:lineRule="auto"/>
+        <w:spacing w:after="0" w:line="360" w:lineRule="auto"/>
+        <w:ind w:firstLine="432"/>
         <w:jc w:val="both"/>
       </w:pPr>
       <w:r>
@@ -2643,7 +2757,8 @@
     </w:p>
     <w:p>
       <w:pPr>
-        <w:spacing w:after="200" w:line="312" w:lineRule="auto"/>
+        <w:spacing w:after="0" w:line="360" w:lineRule="auto"/>
+        <w:ind w:firstLine="432"/>
         <w:jc w:val="both"/>
       </w:pPr>
       <w:r>
@@ -2655,7 +2770,8 @@
     </w:p>
     <w:p>
       <w:pPr>
-        <w:spacing w:after="200" w:line="312" w:lineRule="auto"/>
+        <w:spacing w:after="0" w:line="360" w:lineRule="auto"/>
+        <w:ind w:firstLine="432"/>
         <w:jc w:val="both"/>
       </w:pPr>
       <w:r>
@@ -2667,7 +2783,8 @@
     </w:p>
     <w:p>
       <w:pPr>
-        <w:spacing w:after="200" w:line="312" w:lineRule="auto"/>
+        <w:spacing w:after="0" w:line="360" w:lineRule="auto"/>
+        <w:ind w:firstLine="432"/>
         <w:jc w:val="both"/>
       </w:pPr>
       <w:r>
@@ -2679,7 +2796,7 @@
     </w:p>
     <w:p>
       <w:pPr>
-        <w:spacing w:before="240" w:after="120"/>
+        <w:spacing w:before="240" w:after="0"/>
       </w:pPr>
       <w:r>
         <w:rPr>
@@ -2695,7 +2812,8 @@
     </w:p>
     <w:p>
       <w:pPr>
-        <w:spacing w:after="200" w:line="312" w:lineRule="auto"/>
+        <w:spacing w:after="0" w:line="360" w:lineRule="auto"/>
+        <w:ind w:firstLine="432"/>
         <w:jc w:val="both"/>
       </w:pPr>
       <w:r>
@@ -2721,7 +2839,7 @@
     </w:p>
     <w:p>
       <w:pPr>
-        <w:spacing w:before="240" w:after="120"/>
+        <w:spacing w:before="240" w:after="0"/>
       </w:pPr>
       <w:r>
         <w:rPr>
@@ -2737,7 +2855,8 @@
     </w:p>
     <w:p>
       <w:pPr>
-        <w:spacing w:after="200" w:line="312" w:lineRule="auto"/>
+        <w:spacing w:after="0" w:line="360" w:lineRule="auto"/>
+        <w:ind w:firstLine="432"/>
         <w:jc w:val="both"/>
       </w:pPr>
       <w:r>
@@ -2749,7 +2868,8 @@
     </w:p>
     <w:p>
       <w:pPr>
-        <w:spacing w:after="200" w:line="312" w:lineRule="auto"/>
+        <w:spacing w:after="0" w:line="360" w:lineRule="auto"/>
+        <w:ind w:firstLine="432"/>
         <w:jc w:val="both"/>
       </w:pPr>
       <w:r>
@@ -2761,7 +2881,7 @@
     </w:p>
     <w:p>
       <w:pPr>
-        <w:spacing w:before="240" w:after="120"/>
+        <w:spacing w:before="240" w:after="0"/>
       </w:pPr>
       <w:r>
         <w:rPr>
@@ -2777,7 +2897,8 @@
     </w:p>
     <w:p>
       <w:pPr>
-        <w:spacing w:after="200" w:line="312" w:lineRule="auto"/>
+        <w:spacing w:after="0" w:line="360" w:lineRule="auto"/>
+        <w:ind w:firstLine="432"/>
         <w:jc w:val="both"/>
       </w:pPr>
       <w:r>
@@ -2789,7 +2910,8 @@
     </w:p>
     <w:p>
       <w:pPr>
-        <w:spacing w:after="200" w:line="312" w:lineRule="auto"/>
+        <w:spacing w:after="0" w:line="360" w:lineRule="auto"/>
+        <w:ind w:firstLine="432"/>
         <w:jc w:val="both"/>
       </w:pPr>
       <w:r>
@@ -2815,7 +2937,7 @@
     </w:p>
     <w:p>
       <w:pPr>
-        <w:spacing w:before="240" w:after="120"/>
+        <w:spacing w:before="240" w:after="0"/>
       </w:pPr>
       <w:r>
         <w:rPr>
@@ -2831,7 +2953,8 @@
     </w:p>
     <w:p>
       <w:pPr>
-        <w:spacing w:after="200" w:line="312" w:lineRule="auto"/>
+        <w:spacing w:after="0" w:line="360" w:lineRule="auto"/>
+        <w:ind w:firstLine="432"/>
         <w:jc w:val="both"/>
       </w:pPr>
       <w:r>
@@ -2843,7 +2966,8 @@
     </w:p>
     <w:p>
       <w:pPr>
-        <w:spacing w:after="200" w:line="312" w:lineRule="auto"/>
+        <w:spacing w:after="0" w:line="360" w:lineRule="auto"/>
+        <w:ind w:firstLine="432"/>
         <w:jc w:val="both"/>
       </w:pPr>
       <w:r>
@@ -2855,7 +2979,8 @@
     </w:p>
     <w:p>
       <w:pPr>
-        <w:spacing w:after="200" w:line="312" w:lineRule="auto"/>
+        <w:spacing w:after="0" w:line="360" w:lineRule="auto"/>
+        <w:ind w:firstLine="432"/>
         <w:jc w:val="both"/>
       </w:pPr>
       <w:r>
@@ -2867,7 +2992,8 @@
     </w:p>
     <w:p>
       <w:pPr>
-        <w:spacing w:after="200" w:line="312" w:lineRule="auto"/>
+        <w:spacing w:after="0" w:line="360" w:lineRule="auto"/>
+        <w:ind w:firstLine="432"/>
         <w:jc w:val="both"/>
       </w:pPr>
       <w:r>
@@ -2879,7 +3005,8 @@
     </w:p>
     <w:p>
       <w:pPr>
-        <w:spacing w:after="200" w:line="312" w:lineRule="auto"/>
+        <w:spacing w:after="0" w:line="360" w:lineRule="auto"/>
+        <w:ind w:firstLine="432"/>
         <w:jc w:val="both"/>
       </w:pPr>
       <w:r>
@@ -2892,6 +3019,7 @@
     <w:p>
       <w:pPr>
         <w:pStyle w:val="Heading2"/>
+        <w:keepNext/>
       </w:pPr>
       <w:r>
         <w:t>3.5 Chain Split Risk Assessment</w:t>
@@ -2899,6 +3027,9 @@
     </w:p>
     <w:p>
       <w:pPr>
+        <w:spacing w:after="0" w:line="360" w:lineRule="auto"/>
+        <w:ind w:firstLine="432"/>
+        <w:ind w:firstLine="432"/>
         <w:jc w:val="both"/>
       </w:pPr>
       <w:r>
@@ -2924,7 +3055,8 @@
     </w:p>
     <w:p>
       <w:pPr>
-        <w:spacing w:after="200" w:line="312" w:lineRule="auto"/>
+        <w:spacing w:after="0" w:line="360" w:lineRule="auto"/>
+        <w:ind w:firstLine="432"/>
         <w:jc w:val="both"/>
       </w:pPr>
       <w:r>
@@ -2936,7 +3068,8 @@
     </w:p>
     <w:p>
       <w:pPr>
-        <w:spacing w:after="200" w:line="312" w:lineRule="auto"/>
+        <w:spacing w:after="0" w:line="360" w:lineRule="auto"/>
+        <w:ind w:firstLine="432"/>
         <w:jc w:val="both"/>
       </w:pPr>
       <w:r>
@@ -2956,7 +3089,8 @@
     </w:p>
     <w:p>
       <w:pPr>
-        <w:spacing w:after="200" w:line="312" w:lineRule="auto"/>
+        <w:spacing w:after="0" w:line="360" w:lineRule="auto"/>
+        <w:ind w:firstLine="432"/>
         <w:jc w:val="both"/>
       </w:pPr>
       <w:r>
@@ -2976,7 +3110,8 @@
     </w:p>
     <w:p>
       <w:pPr>
-        <w:spacing w:after="200" w:line="312" w:lineRule="auto"/>
+        <w:spacing w:after="0" w:line="360" w:lineRule="auto"/>
+        <w:ind w:firstLine="432"/>
         <w:jc w:val="both"/>
       </w:pPr>
       <w:r>
@@ -2996,7 +3131,8 @@
     </w:p>
     <w:p>
       <w:pPr>
-        <w:spacing w:after="200" w:line="312" w:lineRule="auto"/>
+        <w:spacing w:after="0" w:line="360" w:lineRule="auto"/>
+        <w:ind w:firstLine="432"/>
         <w:jc w:val="both"/>
       </w:pPr>
       <w:r>
@@ -3017,6 +3153,7 @@
     <w:p>
       <w:pPr>
         <w:pStyle w:val="Heading2"/>
+        <w:keepNext/>
       </w:pPr>
       <w:r>
         <w:t>3.6 Sunset and Reversibility Requirements</w:t>
@@ -3024,7 +3161,8 @@
     </w:p>
     <w:p>
       <w:pPr>
-        <w:spacing w:after="200" w:line="312" w:lineRule="auto"/>
+        <w:spacing w:after="0" w:line="360" w:lineRule="auto"/>
+        <w:ind w:firstLine="432"/>
         <w:jc w:val="both"/>
       </w:pPr>
       <w:r>
@@ -3036,7 +3174,8 @@
     </w:p>
     <w:p>
       <w:pPr>
-        <w:spacing w:after="200" w:line="312" w:lineRule="auto"/>
+        <w:spacing w:after="0" w:line="360" w:lineRule="auto"/>
+        <w:ind w:firstLine="432"/>
         <w:jc w:val="both"/>
       </w:pPr>
       <w:r>
@@ -3048,7 +3187,8 @@
     </w:p>
     <w:p>
       <w:pPr>
-        <w:spacing w:after="200" w:line="312" w:lineRule="auto"/>
+        <w:spacing w:after="0" w:line="360" w:lineRule="auto"/>
+        <w:ind w:firstLine="432"/>
         <w:jc w:val="both"/>
       </w:pPr>
       <w:r>
@@ -3068,7 +3208,8 @@
     </w:p>
     <w:p>
       <w:pPr>
-        <w:spacing w:after="200" w:line="312" w:lineRule="auto"/>
+        <w:spacing w:after="0" w:line="360" w:lineRule="auto"/>
+        <w:ind w:firstLine="432"/>
         <w:jc w:val="both"/>
       </w:pPr>
       <w:r>
@@ -3088,7 +3229,8 @@
     </w:p>
     <w:p>
       <w:pPr>
-        <w:spacing w:after="200" w:line="312" w:lineRule="auto"/>
+        <w:spacing w:after="0" w:line="360" w:lineRule="auto"/>
+        <w:ind w:firstLine="432"/>
         <w:jc w:val="both"/>
       </w:pPr>
       <w:r>
@@ -3108,7 +3250,8 @@
     </w:p>
     <w:p>
       <w:pPr>
-        <w:spacing w:after="200" w:line="312" w:lineRule="auto"/>
+        <w:spacing w:after="0" w:line="360" w:lineRule="auto"/>
+        <w:ind w:firstLine="432"/>
         <w:jc w:val="both"/>
       </w:pPr>
       <w:r>
@@ -3128,7 +3271,8 @@
     </w:p>
     <w:p>
       <w:pPr>
-        <w:spacing w:after="200" w:line="312" w:lineRule="auto"/>
+        <w:spacing w:after="0" w:line="360" w:lineRule="auto"/>
+        <w:ind w:firstLine="432"/>
         <w:jc w:val="both"/>
       </w:pPr>
       <w:r>
@@ -3139,13 +3283,9 @@
       </w:r>
     </w:p>
     <w:p>
-      <w:r>
-        <w:br w:type="page"/>
-      </w:r>
-    </w:p>
-    <w:p>
       <w:pPr>
         <w:pStyle w:val="Heading2"/>
+        <w:keepNext/>
       </w:pPr>
       <w:r>
         <w:t xml:space="preserve">3.7 Hard Fork Subtypes: Scheduled vs. Emergency</w:t>
@@ -3153,6 +3293,9 @@
     </w:p>
     <w:p>
       <w:pPr>
+        <w:spacing w:after="0" w:line="360" w:lineRule="auto"/>
+        <w:ind w:firstLine="432"/>
+        <w:ind w:firstLine="432"/>
         <w:jc w:val="both"/>
       </w:pPr>
       <w:r>
@@ -3164,6 +3307,9 @@
     </w:p>
     <w:p>
       <w:pPr>
+        <w:spacing w:after="0" w:line="360" w:lineRule="auto"/>
+        <w:ind w:firstLine="432"/>
+        <w:ind w:firstLine="432"/>
         <w:jc w:val="both"/>
       </w:pPr>
       <w:r>
@@ -3183,6 +3329,9 @@
     </w:p>
     <w:p>
       <w:pPr>
+        <w:spacing w:after="0" w:line="360" w:lineRule="auto"/>
+        <w:ind w:firstLine="432"/>
+        <w:ind w:firstLine="432"/>
         <w:jc w:val="both"/>
       </w:pPr>
       <w:r>
@@ -3194,6 +3343,9 @@
     </w:p>
     <w:p>
       <w:pPr>
+        <w:spacing w:after="0" w:line="360" w:lineRule="auto"/>
+        <w:ind w:firstLine="432"/>
+        <w:ind w:firstLine="432"/>
         <w:jc w:val="both"/>
       </w:pPr>
       <w:r>
@@ -3213,6 +3365,9 @@
     </w:p>
     <w:p>
       <w:pPr>
+        <w:spacing w:after="0" w:line="360" w:lineRule="auto"/>
+        <w:ind w:firstLine="432"/>
+        <w:ind w:firstLine="432"/>
         <w:jc w:val="both"/>
       </w:pPr>
       <w:r>
@@ -3232,6 +3387,9 @@
     </w:p>
     <w:p>
       <w:pPr>
+        <w:spacing w:after="0" w:line="360" w:lineRule="auto"/>
+        <w:ind w:firstLine="432"/>
+        <w:ind w:firstLine="432"/>
         <w:jc w:val="both"/>
       </w:pPr>
       <w:r>
@@ -3251,6 +3409,9 @@
     </w:p>
     <w:p>
       <w:pPr>
+        <w:spacing w:after="0" w:line="360" w:lineRule="auto"/>
+        <w:ind w:firstLine="432"/>
+        <w:ind w:firstLine="432"/>
         <w:jc w:val="both"/>
       </w:pPr>
       <w:r>
@@ -3270,6 +3431,9 @@
     </w:p>
     <w:p>
       <w:pPr>
+        <w:spacing w:after="0" w:line="360" w:lineRule="auto"/>
+        <w:ind w:firstLine="432"/>
+        <w:ind w:firstLine="432"/>
         <w:jc w:val="both"/>
       </w:pPr>
       <w:r>
@@ -3289,6 +3453,9 @@
     </w:p>
     <w:p>
       <w:pPr>
+        <w:spacing w:after="0" w:line="360" w:lineRule="auto"/>
+        <w:ind w:firstLine="432"/>
+        <w:ind w:firstLine="432"/>
         <w:jc w:val="both"/>
       </w:pPr>
       <w:r>
@@ -3300,6 +3467,9 @@
     </w:p>
     <w:p>
       <w:pPr>
+        <w:spacing w:after="0" w:line="360" w:lineRule="auto"/>
+        <w:ind w:firstLine="432"/>
+        <w:ind w:firstLine="432"/>
         <w:jc w:val="both"/>
       </w:pPr>
       <w:r>
@@ -3319,6 +3489,9 @@
     </w:p>
     <w:p>
       <w:pPr>
+        <w:spacing w:after="0" w:line="360" w:lineRule="auto"/>
+        <w:ind w:firstLine="432"/>
+        <w:ind w:firstLine="432"/>
         <w:jc w:val="both"/>
       </w:pPr>
       <w:r>
@@ -3338,6 +3511,9 @@
     </w:p>
     <w:p>
       <w:pPr>
+        <w:spacing w:after="0" w:line="360" w:lineRule="auto"/>
+        <w:ind w:firstLine="432"/>
+        <w:ind w:firstLine="432"/>
         <w:jc w:val="both"/>
       </w:pPr>
       <w:r>
@@ -3357,6 +3533,9 @@
     </w:p>
     <w:p>
       <w:pPr>
+        <w:spacing w:after="0" w:line="360" w:lineRule="auto"/>
+        <w:ind w:firstLine="432"/>
+        <w:ind w:firstLine="432"/>
         <w:jc w:val="both"/>
       </w:pPr>
       <w:r>
@@ -3376,6 +3555,9 @@
     </w:p>
     <w:p>
       <w:pPr>
+        <w:spacing w:after="0" w:line="360" w:lineRule="auto"/>
+        <w:ind w:firstLine="432"/>
+        <w:ind w:firstLine="432"/>
         <w:jc w:val="both"/>
       </w:pPr>
       <w:r>
@@ -3395,6 +3577,9 @@
     </w:p>
     <w:p>
       <w:pPr>
+        <w:spacing w:after="0" w:line="360" w:lineRule="auto"/>
+        <w:ind w:firstLine="432"/>
+        <w:ind w:firstLine="432"/>
         <w:jc w:val="both"/>
       </w:pPr>
       <w:r>
@@ -3405,6 +3590,11 @@
       </w:r>
     </w:p>
     <w:p>
+      <w:r>
+        <w:br w:type="page"/>
+      </w:r>
+    </w:p>
+    <w:p>
       <w:pPr>
         <w:pStyle w:val="Heading1"/>
       </w:pPr>
@@ -3414,7 +3604,8 @@
     </w:p>
     <w:p>
       <w:pPr>
-        <w:spacing w:after="200" w:line="312" w:lineRule="auto"/>
+        <w:spacing w:after="0" w:line="360" w:lineRule="auto"/>
+        <w:ind w:firstLine="432"/>
         <w:jc w:val="both"/>
       </w:pPr>
       <w:r>
@@ -3427,6 +3618,7 @@
     <w:p>
       <w:pPr>
         <w:pStyle w:val="Heading2"/>
+        <w:keepNext/>
       </w:pPr>
       <w:r>
         <w:t xml:space="preserve">4.0 Purpose of the Legal Analysis</w:t>
@@ -3434,6 +3626,9 @@
     </w:p>
     <w:p>
       <w:pPr>
+        <w:spacing w:after="0" w:line="360" w:lineRule="auto"/>
+        <w:ind w:firstLine="432"/>
+        <w:ind w:firstLine="432"/>
         <w:jc w:val="both"/>
       </w:pPr>
       <w:r>
@@ -3445,6 +3640,9 @@
     </w:p>
     <w:p>
       <w:pPr>
+        <w:spacing w:after="0" w:line="360" w:lineRule="auto"/>
+        <w:ind w:firstLine="432"/>
+        <w:ind w:firstLine="432"/>
         <w:jc w:val="both"/>
       </w:pPr>
       <w:r>
@@ -3456,6 +3654,9 @@
     </w:p>
     <w:p>
       <w:pPr>
+        <w:spacing w:after="0" w:line="360" w:lineRule="auto"/>
+        <w:ind w:firstLine="432"/>
+        <w:ind w:firstLine="432"/>
         <w:jc w:val="both"/>
       </w:pPr>
       <w:r>
@@ -3468,6 +3669,7 @@
     <w:p>
       <w:pPr>
         <w:pStyle w:val="Heading2"/>
+        <w:keepNext/>
       </w:pPr>
       <w:r>
         <w:t>4.1 Negligence</w:t>
@@ -3475,7 +3677,8 @@
     </w:p>
     <w:p>
       <w:pPr>
-        <w:spacing w:after="200" w:line="312" w:lineRule="auto"/>
+        <w:spacing w:after="0" w:line="360" w:lineRule="auto"/>
+        <w:ind w:firstLine="432"/>
         <w:jc w:val="both"/>
       </w:pPr>
       <w:r>
@@ -3487,7 +3690,8 @@
     </w:p>
     <w:p>
       <w:pPr>
-        <w:spacing w:after="200" w:line="312" w:lineRule="auto"/>
+        <w:spacing w:after="0" w:line="360" w:lineRule="auto"/>
+        <w:ind w:firstLine="432"/>
         <w:jc w:val="both"/>
       </w:pPr>
       <w:r>
@@ -3499,7 +3703,8 @@
     </w:p>
     <w:p>
       <w:pPr>
-        <w:spacing w:after="200" w:line="312" w:lineRule="auto"/>
+        <w:spacing w:after="0" w:line="360" w:lineRule="auto"/>
+        <w:ind w:firstLine="432"/>
         <w:jc w:val="both"/>
       </w:pPr>
       <w:r>
@@ -3561,7 +3766,8 @@
     </w:p>
     <w:p>
       <w:pPr>
-        <w:spacing w:after="200" w:line="312" w:lineRule="auto"/>
+        <w:spacing w:after="0" w:line="360" w:lineRule="auto"/>
+        <w:ind w:firstLine="432"/>
         <w:jc w:val="both"/>
       </w:pPr>
       <w:r>
@@ -3573,7 +3779,8 @@
     </w:p>
     <w:p>
       <w:pPr>
-        <w:spacing w:after="200" w:line="312" w:lineRule="auto"/>
+        <w:spacing w:after="0" w:line="360" w:lineRule="auto"/>
+        <w:ind w:firstLine="432"/>
         <w:jc w:val="both"/>
       </w:pPr>
       <w:r>
@@ -3586,6 +3793,7 @@
     <w:p>
       <w:pPr>
         <w:pStyle w:val="Heading2"/>
+        <w:keepNext/>
       </w:pPr>
       <w:r>
         <w:t>4.2 Tortious Interference</w:t>
@@ -3593,7 +3801,8 @@
     </w:p>
     <w:p>
       <w:pPr>
-        <w:spacing w:after="200" w:line="312" w:lineRule="auto"/>
+        <w:spacing w:after="0" w:line="360" w:lineRule="auto"/>
+        <w:ind w:firstLine="432"/>
         <w:jc w:val="both"/>
       </w:pPr>
       <w:r>
@@ -3605,7 +3814,8 @@
     </w:p>
     <w:p>
       <w:pPr>
-        <w:spacing w:after="200" w:line="312" w:lineRule="auto"/>
+        <w:spacing w:after="0" w:line="360" w:lineRule="auto"/>
+        <w:ind w:firstLine="432"/>
         <w:jc w:val="both"/>
       </w:pPr>
       <w:r>
@@ -3617,7 +3827,8 @@
     </w:p>
     <w:p>
       <w:pPr>
-        <w:spacing w:after="200" w:line="312" w:lineRule="auto"/>
+        <w:spacing w:after="0" w:line="360" w:lineRule="auto"/>
+        <w:ind w:firstLine="432"/>
         <w:jc w:val="both"/>
       </w:pPr>
       <w:r>
@@ -3629,7 +3840,8 @@
     </w:p>
     <w:p>
       <w:pPr>
-        <w:spacing w:after="200" w:line="312" w:lineRule="auto"/>
+        <w:spacing w:after="0" w:line="360" w:lineRule="auto"/>
+        <w:ind w:firstLine="432"/>
         <w:jc w:val="both"/>
       </w:pPr>
       <w:r>
@@ -3700,6 +3912,7 @@
     <w:p>
       <w:pPr>
         <w:pStyle w:val="Heading2"/>
+        <w:keepNext/>
       </w:pPr>
       <w:r>
         <w:t>4.3 Fiduciary Duties</w:t>
@@ -3707,7 +3920,8 @@
     </w:p>
     <w:p>
       <w:pPr>
-        <w:spacing w:after="200" w:line="312" w:lineRule="auto"/>
+        <w:spacing w:after="0" w:line="360" w:lineRule="auto"/>
+        <w:ind w:firstLine="432"/>
         <w:jc w:val="both"/>
       </w:pPr>
       <w:r>
@@ -3747,7 +3961,8 @@
     </w:p>
     <w:p>
       <w:pPr>
-        <w:spacing w:after="200" w:line="312" w:lineRule="auto"/>
+        <w:spacing w:after="0" w:line="360" w:lineRule="auto"/>
+        <w:ind w:firstLine="432"/>
         <w:jc w:val="both"/>
       </w:pPr>
       <w:r>
@@ -3759,7 +3974,8 @@
     </w:p>
     <w:p>
       <w:pPr>
-        <w:spacing w:after="200" w:line="312" w:lineRule="auto"/>
+        <w:spacing w:after="0" w:line="360" w:lineRule="auto"/>
+        <w:ind w:firstLine="432"/>
         <w:jc w:val="both"/>
       </w:pPr>
       <w:r>
@@ -3772,6 +3988,7 @@
     <w:p>
       <w:pPr>
         <w:pStyle w:val="Heading2"/>
+        <w:keepNext/>
       </w:pPr>
       <w:r>
         <w:t>4.4 Mining and Node Operator Liability</w:t>
@@ -3779,7 +3996,8 @@
     </w:p>
     <w:p>
       <w:pPr>
-        <w:spacing w:after="200" w:line="312" w:lineRule="auto"/>
+        <w:spacing w:after="0" w:line="360" w:lineRule="auto"/>
+        <w:ind w:firstLine="432"/>
         <w:jc w:val="both"/>
       </w:pPr>
       <w:r>
@@ -3791,7 +4009,8 @@
     </w:p>
     <w:p>
       <w:pPr>
-        <w:spacing w:after="200" w:line="312" w:lineRule="auto"/>
+        <w:spacing w:after="0" w:line="360" w:lineRule="auto"/>
+        <w:ind w:firstLine="432"/>
         <w:jc w:val="both"/>
       </w:pPr>
       <w:r>
@@ -3804,6 +4023,7 @@
     <w:p>
       <w:pPr>
         <w:pStyle w:val="Heading2"/>
+        <w:keepNext/>
       </w:pPr>
       <w:r>
         <w:t>4.5 Regulatory Consequences</w:t>
@@ -3811,7 +4031,8 @@
     </w:p>
     <w:p>
       <w:pPr>
-        <w:spacing w:after="200" w:line="312" w:lineRule="auto"/>
+        <w:spacing w:after="0" w:line="360" w:lineRule="auto"/>
+        <w:ind w:firstLine="432"/>
         <w:jc w:val="both"/>
       </w:pPr>
       <w:r>
@@ -3823,7 +4044,8 @@
     </w:p>
     <w:p>
       <w:pPr>
-        <w:spacing w:after="200" w:line="312" w:lineRule="auto"/>
+        <w:spacing w:after="0" w:line="360" w:lineRule="auto"/>
+        <w:ind w:firstLine="432"/>
         <w:jc w:val="both"/>
       </w:pPr>
       <w:r>
@@ -3848,7 +4070,8 @@
     </w:p>
     <w:p>
       <w:pPr>
-        <w:spacing w:after="200" w:line="312" w:lineRule="auto"/>
+        <w:spacing w:after="0" w:line="360" w:lineRule="auto"/>
+        <w:ind w:firstLine="432"/>
         <w:jc w:val="both"/>
       </w:pPr>
       <w:r>
@@ -3861,6 +4084,7 @@
     <w:p>
       <w:pPr>
         <w:pStyle w:val="Heading2"/>
+        <w:keepNext/>
       </w:pPr>
       <w:r>
         <w:t>5.1 The Consensus Change Readiness Checklist</w:t>
@@ -3868,7 +4092,7 @@
     </w:p>
     <w:p>
       <w:pPr>
-        <w:spacing w:before="240" w:after="120"/>
+        <w:spacing w:before="240" w:after="0"/>
       </w:pPr>
       <w:r>
         <w:rPr>
@@ -3884,7 +4108,8 @@
     </w:p>
     <w:p>
       <w:pPr>
-        <w:spacing w:after="200" w:line="312" w:lineRule="auto"/>
+        <w:spacing w:after="0" w:line="360" w:lineRule="auto"/>
+        <w:ind w:firstLine="432"/>
         <w:jc w:val="both"/>
       </w:pPr>
       <w:r>
@@ -3896,7 +4121,8 @@
     </w:p>
     <w:p>
       <w:pPr>
-        <w:spacing w:after="200" w:line="312" w:lineRule="auto"/>
+        <w:spacing w:after="0" w:line="360" w:lineRule="auto"/>
+        <w:ind w:firstLine="432"/>
         <w:jc w:val="both"/>
       </w:pPr>
       <w:r>
@@ -3908,7 +4134,8 @@
     </w:p>
     <w:p>
       <w:pPr>
-        <w:spacing w:after="200" w:line="312" w:lineRule="auto"/>
+        <w:spacing w:after="0" w:line="360" w:lineRule="auto"/>
+        <w:ind w:firstLine="432"/>
         <w:jc w:val="both"/>
       </w:pPr>
       <w:r>
@@ -3920,7 +4147,8 @@
     </w:p>
     <w:p>
       <w:pPr>
-        <w:spacing w:after="200" w:line="312" w:lineRule="auto"/>
+        <w:spacing w:after="0" w:line="360" w:lineRule="auto"/>
+        <w:ind w:firstLine="432"/>
         <w:jc w:val="both"/>
       </w:pPr>
       <w:r>
@@ -3932,7 +4160,8 @@
     </w:p>
     <w:p>
       <w:pPr>
-        <w:spacing w:after="200" w:line="312" w:lineRule="auto"/>
+        <w:spacing w:after="0" w:line="360" w:lineRule="auto"/>
+        <w:ind w:firstLine="432"/>
         <w:jc w:val="both"/>
       </w:pPr>
       <w:r>
@@ -3944,7 +4173,7 @@
     </w:p>
     <w:p>
       <w:pPr>
-        <w:spacing w:before="240" w:after="120"/>
+        <w:spacing w:before="240" w:after="0"/>
       </w:pPr>
       <w:r>
         <w:rPr>
@@ -3960,7 +4189,8 @@
     </w:p>
     <w:p>
       <w:pPr>
-        <w:spacing w:after="200" w:line="312" w:lineRule="auto"/>
+        <w:spacing w:after="0" w:line="360" w:lineRule="auto"/>
+        <w:ind w:firstLine="432"/>
         <w:jc w:val="both"/>
       </w:pPr>
       <w:r>
@@ -3972,7 +4202,8 @@
     </w:p>
     <w:p>
       <w:pPr>
-        <w:spacing w:after="200" w:line="312" w:lineRule="auto"/>
+        <w:spacing w:after="0" w:line="360" w:lineRule="auto"/>
+        <w:ind w:firstLine="432"/>
         <w:jc w:val="both"/>
       </w:pPr>
       <w:r>
@@ -3984,7 +4215,8 @@
     </w:p>
     <w:p>
       <w:pPr>
-        <w:spacing w:after="200" w:line="312" w:lineRule="auto"/>
+        <w:spacing w:after="0" w:line="360" w:lineRule="auto"/>
+        <w:ind w:firstLine="432"/>
         <w:jc w:val="both"/>
       </w:pPr>
       <w:r>
@@ -3996,7 +4228,8 @@
     </w:p>
     <w:p>
       <w:pPr>
-        <w:spacing w:after="200" w:line="312" w:lineRule="auto"/>
+        <w:spacing w:after="0" w:line="360" w:lineRule="auto"/>
+        <w:ind w:firstLine="432"/>
         <w:jc w:val="both"/>
       </w:pPr>
       <w:r>
@@ -4008,7 +4241,8 @@
     </w:p>
     <w:p>
       <w:pPr>
-        <w:spacing w:after="200" w:line="312" w:lineRule="auto"/>
+        <w:spacing w:after="0" w:line="360" w:lineRule="auto"/>
+        <w:ind w:firstLine="432"/>
         <w:jc w:val="both"/>
       </w:pPr>
       <w:r>
@@ -4020,7 +4254,7 @@
     </w:p>
     <w:p>
       <w:pPr>
-        <w:spacing w:before="240" w:after="120"/>
+        <w:spacing w:before="240" w:after="0"/>
       </w:pPr>
       <w:r>
         <w:rPr>
@@ -4036,7 +4270,8 @@
     </w:p>
     <w:p>
       <w:pPr>
-        <w:spacing w:after="200" w:line="312" w:lineRule="auto"/>
+        <w:spacing w:after="0" w:line="360" w:lineRule="auto"/>
+        <w:ind w:firstLine="432"/>
         <w:jc w:val="both"/>
       </w:pPr>
       <w:r>
@@ -4048,7 +4283,8 @@
     </w:p>
     <w:p>
       <w:pPr>
-        <w:spacing w:after="200" w:line="312" w:lineRule="auto"/>
+        <w:spacing w:after="0" w:line="360" w:lineRule="auto"/>
+        <w:ind w:firstLine="432"/>
         <w:jc w:val="both"/>
       </w:pPr>
       <w:r>
@@ -4060,7 +4296,8 @@
     </w:p>
     <w:p>
       <w:pPr>
-        <w:spacing w:after="200" w:line="312" w:lineRule="auto"/>
+        <w:spacing w:after="0" w:line="360" w:lineRule="auto"/>
+        <w:ind w:firstLine="432"/>
         <w:jc w:val="both"/>
       </w:pPr>
       <w:r>
@@ -4072,7 +4309,8 @@
     </w:p>
     <w:p>
       <w:pPr>
-        <w:spacing w:after="200" w:line="312" w:lineRule="auto"/>
+        <w:spacing w:after="0" w:line="360" w:lineRule="auto"/>
+        <w:ind w:firstLine="432"/>
         <w:jc w:val="both"/>
       </w:pPr>
       <w:r>
@@ -4084,7 +4322,8 @@
     </w:p>
     <w:p>
       <w:pPr>
-        <w:spacing w:after="200" w:line="312" w:lineRule="auto"/>
+        <w:spacing w:after="0" w:line="360" w:lineRule="auto"/>
+        <w:ind w:firstLine="432"/>
         <w:jc w:val="both"/>
       </w:pPr>
       <w:r>
@@ -4096,7 +4335,7 @@
     </w:p>
     <w:p>
       <w:pPr>
-        <w:spacing w:before="240" w:after="120"/>
+        <w:spacing w:before="240" w:after="0"/>
       </w:pPr>
       <w:r>
         <w:rPr>
@@ -4112,7 +4351,8 @@
     </w:p>
     <w:p>
       <w:pPr>
-        <w:spacing w:after="200" w:line="312" w:lineRule="auto"/>
+        <w:spacing w:after="0" w:line="360" w:lineRule="auto"/>
+        <w:ind w:firstLine="432"/>
         <w:jc w:val="both"/>
       </w:pPr>
       <w:r>
@@ -4124,7 +4364,8 @@
     </w:p>
     <w:p>
       <w:pPr>
-        <w:spacing w:after="200" w:line="312" w:lineRule="auto"/>
+        <w:spacing w:after="0" w:line="360" w:lineRule="auto"/>
+        <w:ind w:firstLine="432"/>
         <w:jc w:val="both"/>
       </w:pPr>
       <w:r>
@@ -4136,7 +4377,8 @@
     </w:p>
     <w:p>
       <w:pPr>
-        <w:spacing w:after="200" w:line="312" w:lineRule="auto"/>
+        <w:spacing w:after="0" w:line="360" w:lineRule="auto"/>
+        <w:ind w:firstLine="432"/>
         <w:jc w:val="both"/>
       </w:pPr>
       <w:r>
@@ -4148,7 +4390,8 @@
     </w:p>
     <w:p>
       <w:pPr>
-        <w:spacing w:after="200" w:line="312" w:lineRule="auto"/>
+        <w:spacing w:after="0" w:line="360" w:lineRule="auto"/>
+        <w:ind w:firstLine="432"/>
         <w:jc w:val="both"/>
       </w:pPr>
       <w:r>
@@ -4160,7 +4403,8 @@
     </w:p>
     <w:p>
       <w:pPr>
-        <w:spacing w:after="200" w:line="312" w:lineRule="auto"/>
+        <w:spacing w:after="0" w:line="360" w:lineRule="auto"/>
+        <w:ind w:firstLine="432"/>
         <w:jc w:val="both"/>
       </w:pPr>
       <w:r>
@@ -4173,6 +4417,7 @@
     <w:p>
       <w:pPr>
         <w:pStyle w:val="Heading2"/>
+        <w:keepNext/>
       </w:pPr>
       <w:r>
         <w:t>5.2 Scoring</w:t>
@@ -4180,7 +4425,8 @@
     </w:p>
     <w:p>
       <w:pPr>
-        <w:spacing w:after="200" w:line="312" w:lineRule="auto"/>
+        <w:spacing w:after="0" w:line="360" w:lineRule="auto"/>
+        <w:ind w:firstLine="432"/>
         <w:jc w:val="both"/>
       </w:pPr>
       <w:r>
@@ -4192,7 +4438,8 @@
     </w:p>
     <w:p>
       <w:pPr>
-        <w:spacing w:after="200" w:line="312" w:lineRule="auto"/>
+        <w:spacing w:after="0" w:line="360" w:lineRule="auto"/>
+        <w:ind w:firstLine="432"/>
         <w:jc w:val="both"/>
       </w:pPr>
       <w:r>
@@ -4212,7 +4459,8 @@
     </w:p>
     <w:p>
       <w:pPr>
-        <w:spacing w:after="200" w:line="312" w:lineRule="auto"/>
+        <w:spacing w:after="0" w:line="360" w:lineRule="auto"/>
+        <w:ind w:firstLine="432"/>
         <w:jc w:val="both"/>
       </w:pPr>
       <w:r>
@@ -4232,7 +4480,8 @@
     </w:p>
     <w:p>
       <w:pPr>
-        <w:spacing w:after="200" w:line="312" w:lineRule="auto"/>
+        <w:spacing w:after="0" w:line="360" w:lineRule="auto"/>
+        <w:ind w:firstLine="432"/>
         <w:jc w:val="both"/>
       </w:pPr>
       <w:r>
@@ -4252,7 +4501,8 @@
     </w:p>
     <w:p>
       <w:pPr>
-        <w:spacing w:after="200" w:line="312" w:lineRule="auto"/>
+        <w:spacing w:after="0" w:line="360" w:lineRule="auto"/>
+        <w:ind w:firstLine="432"/>
         <w:jc w:val="both"/>
       </w:pPr>
       <w:r>
@@ -4272,7 +4522,8 @@
     </w:p>
     <w:p>
       <w:pPr>
-        <w:spacing w:after="200" w:line="312" w:lineRule="auto"/>
+        <w:spacing w:after="0" w:line="360" w:lineRule="auto"/>
+        <w:ind w:firstLine="432"/>
         <w:jc w:val="both"/>
       </w:pPr>
       <w:r>
@@ -4283,106 +4534,129 @@
       </w:r>
     </w:p>
     <w:p>
+      <w:pPr>
+        <w:pStyle w:val="Heading2"/>
+        <w:keepNext/>
+      </w:pPr>
+      <w:r>
+        <w:t xml:space="preserve">5.3 On the Measurability of the Criteria</w:t>
+      </w:r>
+    </w:p>
+    <w:p>
+      <w:pPr>
+        <w:spacing w:after="0" w:line="360" w:lineRule="auto"/>
+        <w:ind w:firstLine="432"/>
+        <w:ind w:firstLine="432"/>
+        <w:jc w:val="both"/>
+      </w:pPr>
+      <w:r>
+        <w:rPr>
+          <w:color w:val="333333"/>
+        </w:rPr>
+        <w:t xml:space="preserve">Several criteria in §5.1 — particularly those concerning broad community support, sustained opposition, and adequate review — are not amenable to mechanical measurement. There is no canonical metric for “broad support among economic nodes” or “sustained public objection” or “discussion in a diverse cross-section of the community.” Reasonable evaluators can score the same proposal differently.</w:t>
+      </w:r>
+    </w:p>
+    <w:p>
+      <w:pPr>
+        <w:spacing w:after="0" w:line="360" w:lineRule="auto"/>
+        <w:ind w:firstLine="432"/>
+        <w:ind w:firstLine="432"/>
+        <w:jc w:val="both"/>
+      </w:pPr>
+      <w:r>
+        <w:rPr>
+          <w:color w:val="333333"/>
+        </w:rPr>
+        <w:t xml:space="preserve">This is intentional. The framework’s authority is its defensibility, not its precision. A score arrived at by counting blocks or polling exchanges would be precise but easily gamed; a score arrived at by transparent evaluation against published criteria, where reviewers must justify their scoring choices, is defensible against challenge in a way that algorithmic scoring cannot be. The fuzzy criteria force the conversation onto the right ground: what counts as evidence of broad support? What counts as sustained opposition? Who has objected, and have those objections been addressed? Those questions are themselves what the framework is asking the community to think about systematically.</w:t>
+      </w:r>
+    </w:p>
+    <w:p>
+      <w:pPr>
+        <w:spacing w:after="0" w:line="360" w:lineRule="auto"/>
+        <w:ind w:firstLine="432"/>
+        <w:ind w:firstLine="432"/>
+        <w:jc w:val="both"/>
+      </w:pPr>
+      <w:r>
+        <w:rPr>
+          <w:color w:val="333333"/>
+        </w:rPr>
+        <w:t xml:space="preserve">For the fuzziest criteria, the following heuristics are illustrative anchors — not algorithmic rules. A proposal that satisfies the spirit of the criterion may not satisfy the literal heuristic and vice versa; the heuristic is a starting point for evaluators, not a substitute for evaluation.</w:t>
+      </w:r>
+    </w:p>
+    <w:p>
+      <w:pPr>
+        <w:spacing w:after="0" w:line="360" w:lineRule="auto"/>
+        <w:ind w:firstLine="432"/>
+        <w:ind w:firstLine="432"/>
+        <w:jc w:val="both"/>
+      </w:pPr>
+      <w:r>
+        <w:rPr>
+          <w:color w:val="333333"/>
+        </w:rPr>
+        <w:t xml:space="preserve">“Broad support among economic nodes” (criterion 18) is reasonably evidenced by explicit public statements supporting the proposal from at least three of the top five exchanges by Bitcoin trading volume, plus comparable statements from at least two custodians serving institutional clients. Statements specifically endorsing the consensus change — not merely acknowledging it — count; silence does not count as support.</w:t>
+      </w:r>
+    </w:p>
+    <w:p>
+      <w:pPr>
+        <w:spacing w:after="0" w:line="360" w:lineRule="auto"/>
+        <w:ind w:firstLine="432"/>
+        <w:ind w:firstLine="432"/>
+        <w:jc w:val="both"/>
+      </w:pPr>
+      <w:r>
+        <w:rPr>
+          <w:color w:val="333333"/>
+        </w:rPr>
+        <w:t xml:space="preserve">“Sustained opposition” (a factor in §3.4 threshold selection) is reasonably evidenced by at least two prior public objections from independent stakeholders that have not been substantively addressed in subsequent proposal updates. “Independent” for this purpose follows the diverse-affiliation standard of §3.3.A: objectors should not all share the same employer or material funding source.</w:t>
+      </w:r>
+    </w:p>
+    <w:p>
+      <w:pPr>
+        <w:spacing w:after="0" w:line="360" w:lineRule="auto"/>
+        <w:ind w:firstLine="432"/>
+        <w:ind w:firstLine="432"/>
+        <w:jc w:val="both"/>
+      </w:pPr>
+      <w:r>
+        <w:rPr>
+          <w:color w:val="333333"/>
+        </w:rPr>
+        <w:t xml:space="preserve">“Adequate community discussion” (criterion 17) is reasonably evidenced by archived discussion in at least two distinct venues over the full minimum review period for the proposal’s risk category — typically the bitcoin-dev mailing list plus at least one of: a public forum thread, a recorded video discussion, or a working group with published minutes.</w:t>
+      </w:r>
+    </w:p>
+    <w:p>
+      <w:pPr>
+        <w:spacing w:after="0" w:line="360" w:lineRule="auto"/>
+        <w:ind w:firstLine="432"/>
+        <w:ind w:firstLine="432"/>
+        <w:jc w:val="both"/>
+      </w:pPr>
+      <w:r>
+        <w:rPr>
+          <w:color w:val="333333"/>
+        </w:rPr>
+        <w:t xml:space="preserve">These heuristics are illustrative because the framework’s binary scoring is meant to be defensible against challenge, not bright-line. A reviewer who scores a criterion “met” using a different evidentiary basis than the heuristic above can defend that scoring by publishing the basis. A reviewer who scores a criterion “not met” can do the same. What the framework asks is not algorithmic agreement; it is that scoring choices be legible and challengeable. That is what makes the resulting evaluation defensible in any forum — technical, commercial, or legal — where the proposal’s readiness must be assessed.</w:t>
+      </w:r>
+    </w:p>
+    <w:p>
       <w:r>
         <w:br w:type="page"/>
       </w:r>
     </w:p>
     <w:p>
       <w:pPr>
+        <w:pStyle w:val="Heading1"/>
+      </w:pPr>
+      <w:r>
+        <w:t>SECTION 6: OBJECTIONS AND RESPONSES</w:t>
+      </w:r>
+    </w:p>
+    <w:p>
+      <w:pPr>
         <w:pStyle w:val="Heading2"/>
-      </w:pPr>
-      <w:r>
-        <w:t xml:space="preserve">5.3 On the Measurability of the Criteria</w:t>
-      </w:r>
-    </w:p>
-    <w:p>
-      <w:pPr>
-        <w:jc w:val="both"/>
-      </w:pPr>
-      <w:r>
-        <w:rPr>
-          <w:color w:val="333333"/>
-        </w:rPr>
-        <w:t xml:space="preserve">Several criteria in §5.1 — particularly those concerning broad community support, sustained opposition, and adequate review — are not amenable to mechanical measurement. There is no canonical metric for “broad support among economic nodes” or “sustained public objection” or “discussion in a diverse cross-section of the community.” Reasonable evaluators can score the same proposal differently.</w:t>
-      </w:r>
-    </w:p>
-    <w:p>
-      <w:pPr>
-        <w:jc w:val="both"/>
-      </w:pPr>
-      <w:r>
-        <w:rPr>
-          <w:color w:val="333333"/>
-        </w:rPr>
-        <w:t xml:space="preserve">This is intentional. The framework’s authority is its defensibility, not its precision. A score arrived at by counting blocks or polling exchanges would be precise but easily gamed; a score arrived at by transparent evaluation against published criteria, where reviewers must justify their scoring choices, is defensible against challenge in a way that algorithmic scoring cannot be. The fuzzy criteria force the conversation onto the right ground: what counts as evidence of broad support? What counts as sustained opposition? Who has objected, and have those objections been addressed? Those questions are themselves what the framework is asking the community to think about systematically.</w:t>
-      </w:r>
-    </w:p>
-    <w:p>
-      <w:pPr>
-        <w:jc w:val="both"/>
-      </w:pPr>
-      <w:r>
-        <w:rPr>
-          <w:color w:val="333333"/>
-        </w:rPr>
-        <w:t xml:space="preserve">For the fuzziest criteria, the following heuristics are illustrative anchors — not algorithmic rules. A proposal that satisfies the spirit of the criterion may not satisfy the literal heuristic and vice versa; the heuristic is a starting point for evaluators, not a substitute for evaluation.</w:t>
-      </w:r>
-    </w:p>
-    <w:p>
-      <w:pPr>
-        <w:jc w:val="both"/>
-      </w:pPr>
-      <w:r>
-        <w:rPr>
-          <w:color w:val="333333"/>
-        </w:rPr>
-        <w:t xml:space="preserve">“Broad support among economic nodes” (criterion 18) is reasonably evidenced by explicit public statements supporting the proposal from at least three of the top five exchanges by Bitcoin trading volume, plus comparable statements from at least two custodians serving institutional clients. Statements specifically endorsing the consensus change — not merely acknowledging it — count; silence does not count as support.</w:t>
-      </w:r>
-    </w:p>
-    <w:p>
-      <w:pPr>
-        <w:jc w:val="both"/>
-      </w:pPr>
-      <w:r>
-        <w:rPr>
-          <w:color w:val="333333"/>
-        </w:rPr>
-        <w:t xml:space="preserve">“Sustained opposition” (a factor in §3.4 threshold selection) is reasonably evidenced by at least two prior public objections from independent stakeholders that have not been substantively addressed in subsequent proposal updates. “Independent” for this purpose follows the diverse-affiliation standard of §3.3.A: objectors should not all share the same employer or material funding source.</w:t>
-      </w:r>
-    </w:p>
-    <w:p>
-      <w:pPr>
-        <w:jc w:val="both"/>
-      </w:pPr>
-      <w:r>
-        <w:rPr>
-          <w:color w:val="333333"/>
-        </w:rPr>
-        <w:t xml:space="preserve">“Adequate community discussion” (criterion 17) is reasonably evidenced by archived discussion in at least two distinct venues over the full minimum review period for the proposal’s risk category — typically the bitcoin-dev mailing list plus at least one of: a public forum thread, a recorded video discussion, or a working group with published minutes.</w:t>
-      </w:r>
-    </w:p>
-    <w:p>
-      <w:pPr>
-        <w:jc w:val="both"/>
-      </w:pPr>
-      <w:r>
-        <w:rPr>
-          <w:color w:val="333333"/>
-        </w:rPr>
-        <w:t xml:space="preserve">These heuristics are illustrative because the framework’s binary scoring is meant to be defensible against challenge, not bright-line. A reviewer who scores a criterion “met” using a different evidentiary basis than the heuristic above can defend that scoring by publishing the basis. A reviewer who scores a criterion “not met” can do the same. What the framework asks is not algorithmic agreement; it is that scoring choices be legible and challengeable. That is what makes the resulting evaluation defensible in any forum — technical, commercial, or legal — where the proposal’s readiness must be assessed.</w:t>
-      </w:r>
-    </w:p>
-    <w:p>
-      <w:pPr>
-        <w:pStyle w:val="Heading1"/>
-      </w:pPr>
-      <w:r>
-        <w:t>SECTION 6: OBJECTIONS AND RESPONSES</w:t>
-      </w:r>
-    </w:p>
-    <w:p>
-      <w:pPr>
-        <w:pStyle w:val="Heading2"/>
+        <w:keepNext/>
       </w:pPr>
       <w:r>
         <w:t>6.1 “Bitcoin has no governance.”</w:t>
@@ -4390,7 +4664,8 @@
     </w:p>
     <w:p>
       <w:pPr>
-        <w:spacing w:after="200" w:line="312" w:lineRule="auto"/>
+        <w:spacing w:after="0" w:line="360" w:lineRule="auto"/>
+        <w:ind w:firstLine="432"/>
         <w:jc w:val="both"/>
       </w:pPr>
       <w:r>
@@ -4417,6 +4692,7 @@
     <w:p>
       <w:pPr>
         <w:pStyle w:val="Heading2"/>
+        <w:keepNext/>
       </w:pPr>
       <w:r>
         <w:t>6.2 “Anyone can run whatever software they want.”</w:t>
@@ -4424,7 +4700,8 @@
     </w:p>
     <w:p>
       <w:pPr>
-        <w:spacing w:after="200" w:line="312" w:lineRule="auto"/>
+        <w:spacing w:after="0" w:line="360" w:lineRule="auto"/>
+        <w:ind w:firstLine="432"/>
         <w:jc w:val="both"/>
       </w:pPr>
       <w:r>
@@ -4437,6 +4714,7 @@
     <w:p>
       <w:pPr>
         <w:pStyle w:val="Heading2"/>
+        <w:keepNext/>
       </w:pPr>
       <w:r>
         <w:t>6.3 “This framework would prevent necessary changes.”</w:t>
@@ -4444,7 +4722,8 @@
     </w:p>
     <w:p>
       <w:pPr>
-        <w:spacing w:after="200" w:line="312" w:lineRule="auto"/>
+        <w:spacing w:after="0" w:line="360" w:lineRule="auto"/>
+        <w:ind w:firstLine="432"/>
         <w:jc w:val="both"/>
       </w:pPr>
       <w:r>
@@ -4456,7 +4735,8 @@
     </w:p>
     <w:p>
       <w:pPr>
-        <w:spacing w:after="200" w:line="312" w:lineRule="auto"/>
+        <w:spacing w:after="0" w:line="360" w:lineRule="auto"/>
+        <w:ind w:firstLine="432"/>
         <w:jc w:val="both"/>
       </w:pPr>
       <w:r>
@@ -4469,6 +4749,7 @@
     <w:p>
       <w:pPr>
         <w:pStyle w:val="Heading2"/>
+        <w:keepNext/>
       </w:pPr>
       <w:r>
         <w:t>6.4 “Who decides whether the standards are met?”</w:t>
@@ -4476,7 +4757,8 @@
     </w:p>
     <w:p>
       <w:pPr>
-        <w:spacing w:after="200" w:line="312" w:lineRule="auto"/>
+        <w:spacing w:after="0" w:line="360" w:lineRule="auto"/>
+        <w:ind w:firstLine="432"/>
         <w:jc w:val="both"/>
       </w:pPr>
       <w:r>
@@ -4489,6 +4771,7 @@
     <w:p>
       <w:pPr>
         <w:pStyle w:val="Heading2"/>
+        <w:keepNext/>
       </w:pPr>
       <w:r>
         <w:t>6.5 “The legal analysis is speculative.”</w:t>
@@ -4496,7 +4779,8 @@
     </w:p>
     <w:p>
       <w:pPr>
-        <w:spacing w:after="200" w:line="312" w:lineRule="auto"/>
+        <w:spacing w:after="0" w:line="360" w:lineRule="auto"/>
+        <w:ind w:firstLine="432"/>
         <w:jc w:val="both"/>
       </w:pPr>
       <w:r>
@@ -4507,75 +4791,91 @@
       </w:r>
     </w:p>
     <w:p>
+      <w:pPr>
+        <w:pStyle w:val="Heading2"/>
+        <w:keepNext/>
+      </w:pPr>
+      <w:r>
+        <w:t xml:space="preserve">6.6 “If the standards are not enforceable, what does the framework add?”</w:t>
+      </w:r>
+    </w:p>
+    <w:p>
+      <w:pPr>
+        <w:spacing w:after="0" w:line="360" w:lineRule="auto"/>
+        <w:ind w:firstLine="432"/>
+        <w:ind w:firstLine="432"/>
+        <w:jc w:val="both"/>
+      </w:pPr>
+      <w:r>
+        <w:rPr>
+          <w:color w:val="333333"/>
+        </w:rPr>
+        <w:t xml:space="preserve">This objection has two forms. The strong form: a benign proposal would already meet the framework’s criteria, and an ill-considered proposal will be resisted by the same stakeholders for the same reasons whether the framework exists or not — so the framework adds nothing operational. The weak form: the framework may legitimize rule-lawyering — proposals that satisfy the criteria in form but not in spirit.</w:t>
+      </w:r>
+    </w:p>
+    <w:p>
+      <w:pPr>
+        <w:spacing w:after="0" w:line="360" w:lineRule="auto"/>
+        <w:ind w:firstLine="432"/>
+        <w:ind w:firstLine="432"/>
+        <w:jc w:val="both"/>
+      </w:pPr>
+      <w:r>
+        <w:rPr>
+          <w:color w:val="333333"/>
+        </w:rPr>
+        <w:t xml:space="preserve">The strong form misreads where the framework’s value sits. The value is not in creating coordinated resistance to ill-considered proposals — that coordination exists, however imperfectly, in the form of Bitcoin’s distributed governance. BIP-110’s failure to attract more than 0.15% of signaling demonstrates the existing coordination’s capacity. The framework’s value is in lowering the coordination cost of principled refusal. Without the framework, every individual stakeholder objection requires custom argumentation: an exchange operator who refuses to recognize a chain must justify the refusal from first principles, against the rhetorical pressure of proponents who can frame the refusal as arbitrary. With the framework, “this proposal fails criteria 1, 8, 11, and 14” is a complete justification: cheap to invoke, costly to rebut. Distributed enforcement works — BIP-110’s failure is the existence proof — but it works at a cost. The framework lowers that cost without claiming authority it does not have.</w:t>
+      </w:r>
+    </w:p>
+    <w:p>
+      <w:pPr>
+        <w:spacing w:after="0" w:line="360" w:lineRule="auto"/>
+        <w:ind w:firstLine="432"/>
+        <w:ind w:firstLine="432"/>
+        <w:jc w:val="both"/>
+      </w:pPr>
+      <w:r>
+        <w:rPr>
+          <w:color w:val="333333"/>
+        </w:rPr>
+        <w:t xml:space="preserve">This matters most at the margins, where stakeholders are uncertain whether their objection rises to the level of public dissent. A single skeptical infrastructure operator, holding the framework’s criteria, can invoke it without first organizing a coalition. The framework converts what would otherwise be a coordination problem — every stakeholder waiting to see whether others will refuse — into a documentation problem: anyone can point to the criteria and say here is the standard; here is the gap. The credibility of the resulting refusal does not depend on the refuser’s individual standing but on the criteria’s defensibility.</w:t>
+      </w:r>
+    </w:p>
+    <w:p>
+      <w:pPr>
+        <w:spacing w:after="0" w:line="360" w:lineRule="auto"/>
+        <w:ind w:firstLine="432"/>
+        <w:ind w:firstLine="432"/>
+        <w:jc w:val="both"/>
+      </w:pPr>
+      <w:r>
+        <w:rPr>
+          <w:color w:val="333333"/>
+        </w:rPr>
+        <w:t xml:space="preserve">The weak form — that the framework legitimizes rule-lawyering — assumes that a proposal which games the letter of the criteria thereby earns approval. It does not. Binary criteria and classification bands leave judgment intact; partial gaming is itself progress (a rule-lawyered proposal is at least better documented than an ad-hoc one); the framework can be revised adversarially as bad-faith actors expose loopholes; and §5.2’s Red classification remains available for proposals that satisfy the letter but fail the spirit — which is itself observable evidence in the scoring record.</w:t>
+      </w:r>
+    </w:p>
+    <w:p>
+      <w:pPr>
+        <w:spacing w:after="0" w:line="360" w:lineRule="auto"/>
+        <w:ind w:firstLine="432"/>
+        <w:ind w:firstLine="432"/>
+        <w:jc w:val="both"/>
+      </w:pPr>
+      <w:r>
+        <w:rPr>
+          <w:color w:val="333333"/>
+        </w:rPr>
+        <w:t xml:space="preserve">A more honest statement of the weak form is: any standard can be gamed. That is true of every standard humans have ever written. It is not a reason to write none; it is a reason to write standards that produce useful documentation of the gaming when it happens. This framework does that. BIP-110, evaluated against the framework, would score 3/20 — a documented Red. That documentation, available to any stakeholder, makes a future rule-lawyered variant easier to evaluate against than the original, not harder. The framework’s effect is therefore cumulative: each evaluation makes the next one more efficient, because the prior scoring is in the record.</w:t>
+      </w:r>
+    </w:p>
+    <w:p>
       <w:r>
         <w:br w:type="page"/>
       </w:r>
     </w:p>
     <w:p>
       <w:pPr>
-        <w:pStyle w:val="Heading2"/>
-      </w:pPr>
-      <w:r>
-        <w:t xml:space="preserve">6.6 “If the standards are not enforceable, what does the framework add?”</w:t>
-      </w:r>
-    </w:p>
-    <w:p>
-      <w:pPr>
-        <w:jc w:val="both"/>
-      </w:pPr>
-      <w:r>
-        <w:rPr>
-          <w:color w:val="333333"/>
-        </w:rPr>
-        <w:t xml:space="preserve">This objection has two forms. The strong form: a benign proposal would already meet the framework’s criteria, and an ill-considered proposal will be resisted by the same stakeholders for the same reasons whether the framework exists or not — so the framework adds nothing operational. The weak form: the framework may legitimize rule-lawyering — proposals that satisfy the criteria in form but not in spirit.</w:t>
-      </w:r>
-    </w:p>
-    <w:p>
-      <w:pPr>
-        <w:jc w:val="both"/>
-      </w:pPr>
-      <w:r>
-        <w:rPr>
-          <w:color w:val="333333"/>
-        </w:rPr>
-        <w:t xml:space="preserve">The strong form misreads where the framework’s value sits. The value is not in creating coordinated resistance to ill-considered proposals — that coordination exists, however imperfectly, in the form of Bitcoin’s distributed governance. BIP-110’s failure to attract more than 0.15% of signaling demonstrates the existing coordination’s capacity. The framework’s value is in lowering the coordination cost of principled refusal. Without the framework, every individual stakeholder objection requires custom argumentation: an exchange operator who refuses to recognize a chain must justify the refusal from first principles, against the rhetorical pressure of proponents who can frame the refusal as arbitrary. With the framework, “this proposal fails criteria 1, 8, 11, and 14” is a complete justification: cheap to invoke, costly to rebut. Distributed enforcement works — BIP-110’s failure is the existence proof — but it works at a cost. The framework lowers that cost without claiming authority it does not have.</w:t>
-      </w:r>
-    </w:p>
-    <w:p>
-      <w:pPr>
-        <w:jc w:val="both"/>
-      </w:pPr>
-      <w:r>
-        <w:rPr>
-          <w:color w:val="333333"/>
-        </w:rPr>
-        <w:t xml:space="preserve">This matters most at the margins, where stakeholders are uncertain whether their objection rises to the level of public dissent. A single skeptical infrastructure operator, holding the framework’s criteria, can invoke it without first organizing a coalition. The framework converts what would otherwise be a coordination problem — every stakeholder waiting to see whether others will refuse — into a documentation problem: anyone can point to the criteria and say here is the standard; here is the gap. The credibility of the resulting refusal does not depend on the refuser’s individual standing but on the criteria’s defensibility.</w:t>
-      </w:r>
-    </w:p>
-    <w:p>
-      <w:pPr>
-        <w:jc w:val="both"/>
-      </w:pPr>
-      <w:r>
-        <w:rPr>
-          <w:color w:val="333333"/>
-        </w:rPr>
-        <w:t xml:space="preserve">The weak form — that the framework legitimizes rule-lawyering — assumes that a proposal which games the letter of the criteria thereby earns approval. It does not. Binary criteria and classification bands leave judgment intact; partial gaming is itself progress (a rule-lawyered proposal is at least better documented than an ad-hoc one); the framework can be revised adversarially as bad-faith actors expose loopholes; and §5.2’s Red classification remains available for proposals that satisfy the letter but fail the spirit — which is itself observable evidence in the scoring record.</w:t>
-      </w:r>
-    </w:p>
-    <w:p>
-      <w:pPr>
-        <w:jc w:val="both"/>
-      </w:pPr>
-      <w:r>
-        <w:rPr>
-          <w:color w:val="333333"/>
-        </w:rPr>
-        <w:t xml:space="preserve">A more honest statement of the weak form is: any standard can be gamed. That is true of every standard humans have ever written. It is not a reason to write none; it is a reason to write standards that produce useful documentation of the gaming when it happens. This framework does that. BIP-110, evaluated against the framework, would score 3/20 — a documented Red. That documentation, available to any stakeholder, makes a future rule-lawyered variant easier to evaluate against than the original, not harder. The framework’s effect is therefore cumulative: each evaluation makes the next one more efficient, because the prior scoring is in the record.</w:t>
-      </w:r>
-    </w:p>
-    <w:p>
-      <w:pPr>
         <w:pStyle w:val="Heading1"/>
       </w:pPr>
       <w:r>
@@ -4584,7 +4884,8 @@
     </w:p>
     <w:p>
       <w:pPr>
-        <w:spacing w:after="200" w:line="312" w:lineRule="auto"/>
+        <w:spacing w:after="0" w:line="360" w:lineRule="auto"/>
+        <w:ind w:firstLine="432"/>
         <w:jc w:val="both"/>
       </w:pPr>
       <w:r>
@@ -4596,7 +4897,8 @@
     </w:p>
     <w:p>
       <w:pPr>
-        <w:spacing w:after="200" w:line="312" w:lineRule="auto"/>
+        <w:spacing w:after="0" w:line="360" w:lineRule="auto"/>
+        <w:ind w:firstLine="432"/>
         <w:jc w:val="both"/>
       </w:pPr>
       <w:r>
@@ -4608,7 +4910,8 @@
     </w:p>
     <w:p>
       <w:pPr>
-        <w:spacing w:after="200" w:line="312" w:lineRule="auto"/>
+        <w:spacing w:after="0" w:line="360" w:lineRule="auto"/>
+        <w:ind w:firstLine="432"/>
         <w:jc w:val="both"/>
       </w:pPr>
       <w:r>
@@ -4620,7 +4923,8 @@
     </w:p>
     <w:p>
       <w:pPr>
-        <w:spacing w:after="200" w:line="312" w:lineRule="auto"/>
+        <w:spacing w:after="0" w:line="360" w:lineRule="auto"/>
+        <w:ind w:firstLine="432"/>
         <w:jc w:val="both"/>
       </w:pPr>
       <w:r>
@@ -4683,7 +4987,7 @@
     </w:p>
     <w:p>
       <w:pPr>
-        <w:spacing w:after="200"/>
+        <w:spacing w:after="0"/>
         <w:jc w:val="center"/>
       </w:pPr>
       <w:r>
@@ -4711,6 +5015,7 @@
     <w:p>
       <w:pPr>
         <w:pStyle w:val="Heading2"/>
+        <w:keepNext/>
       </w:pPr>
       <w:r>
         <w:t>Bitcoin Improvement Proposals</w:t>
@@ -4718,7 +5023,7 @@
     </w:p>
     <w:p>
       <w:pPr>
-        <w:spacing w:after="160" w:line="288" w:lineRule="auto"/>
+        <w:spacing w:after="0" w:line="360" w:lineRule="auto"/>
         <w:ind w:left="360" w:hanging="360"/>
       </w:pPr>
       <w:r>
@@ -4732,7 +5037,7 @@
     </w:p>
     <w:p>
       <w:pPr>
-        <w:spacing w:after="160" w:line="288" w:lineRule="auto"/>
+        <w:spacing w:after="0" w:line="360" w:lineRule="auto"/>
         <w:ind w:left="360" w:hanging="360"/>
       </w:pPr>
       <w:r>
@@ -4746,7 +5051,7 @@
     </w:p>
     <w:p>
       <w:pPr>
-        <w:spacing w:after="160" w:line="288" w:lineRule="auto"/>
+        <w:spacing w:after="0" w:line="360" w:lineRule="auto"/>
         <w:ind w:left="360" w:hanging="360"/>
       </w:pPr>
       <w:r>
@@ -4760,7 +5065,7 @@
     </w:p>
     <w:p>
       <w:pPr>
-        <w:spacing w:after="160" w:line="288" w:lineRule="auto"/>
+        <w:spacing w:after="0" w:line="360" w:lineRule="auto"/>
         <w:ind w:left="360" w:hanging="360"/>
       </w:pPr>
       <w:r>
@@ -4774,7 +5079,7 @@
     </w:p>
     <w:p>
       <w:pPr>
-        <w:spacing w:after="160" w:line="288" w:lineRule="auto"/>
+        <w:spacing w:after="0" w:line="360" w:lineRule="auto"/>
         <w:ind w:left="360" w:hanging="360"/>
       </w:pPr>
       <w:r>
@@ -4788,7 +5093,7 @@
     </w:p>
     <w:p>
       <w:pPr>
-        <w:spacing w:after="160" w:line="288" w:lineRule="auto"/>
+        <w:spacing w:after="0" w:line="360" w:lineRule="auto"/>
         <w:ind w:left="360" w:hanging="360"/>
       </w:pPr>
       <w:r>
@@ -4802,7 +5107,7 @@
     </w:p>
     <w:p>
       <w:pPr>
-        <w:spacing w:after="160" w:line="288" w:lineRule="auto"/>
+        <w:spacing w:after="0" w:line="360" w:lineRule="auto"/>
         <w:ind w:left="360" w:hanging="360"/>
       </w:pPr>
       <w:r>
@@ -4816,7 +5121,7 @@
     </w:p>
     <w:p>
       <w:pPr>
-        <w:spacing w:after="160" w:line="288" w:lineRule="auto"/>
+        <w:spacing w:after="0" w:line="360" w:lineRule="auto"/>
         <w:ind w:left="360" w:hanging="360"/>
       </w:pPr>
       <w:r>
@@ -4830,7 +5135,7 @@
     </w:p>
     <w:p>
       <w:pPr>
-        <w:spacing w:after="160" w:line="288" w:lineRule="auto"/>
+        <w:spacing w:after="0" w:line="360" w:lineRule="auto"/>
         <w:ind w:left="360" w:hanging="360"/>
       </w:pPr>
       <w:r>
@@ -4844,7 +5149,7 @@
     </w:p>
     <w:p>
       <w:pPr>
-        <w:spacing w:after="160" w:line="288" w:lineRule="auto"/>
+        <w:spacing w:after="0" w:line="360" w:lineRule="auto"/>
         <w:ind w:left="360" w:hanging="360"/>
       </w:pPr>
       <w:r>
@@ -4858,7 +5163,7 @@
     </w:p>
     <w:p>
       <w:pPr>
-        <w:spacing w:after="160" w:line="288" w:lineRule="auto"/>
+        <w:spacing w:after="0" w:line="360" w:lineRule="auto"/>
         <w:ind w:left="360" w:hanging="360"/>
       </w:pPr>
       <w:r>
@@ -4872,7 +5177,7 @@
     </w:p>
     <w:p>
       <w:pPr>
-        <w:spacing w:after="160" w:line="288" w:lineRule="auto"/>
+        <w:spacing w:after="0" w:line="360" w:lineRule="auto"/>
         <w:ind w:left="360" w:hanging="360"/>
       </w:pPr>
       <w:r>
@@ -4886,7 +5191,7 @@
     </w:p>
     <w:p>
       <w:pPr>
-        <w:spacing w:after="160" w:line="288" w:lineRule="auto"/>
+        <w:spacing w:after="0" w:line="360" w:lineRule="auto"/>
         <w:ind w:left="360" w:hanging="360"/>
       </w:pPr>
       <w:r>
@@ -4900,7 +5205,7 @@
     </w:p>
     <w:p>
       <w:pPr>
-        <w:spacing w:after="160" w:line="288" w:lineRule="auto"/>
+        <w:spacing w:after="0" w:line="360" w:lineRule="auto"/>
         <w:ind w:left="360" w:hanging="360"/>
       </w:pPr>
       <w:r>
@@ -4914,7 +5219,7 @@
     </w:p>
     <w:p>
       <w:pPr>
-        <w:spacing w:after="160" w:line="288" w:lineRule="auto"/>
+        <w:spacing w:after="0" w:line="360" w:lineRule="auto"/>
         <w:ind w:left="360" w:hanging="360"/>
       </w:pPr>
       <w:r>
@@ -4928,7 +5233,7 @@
     </w:p>
     <w:p>
       <w:pPr>
-        <w:spacing w:after="160" w:line="288" w:lineRule="auto"/>
+        <w:spacing w:after="0" w:line="360" w:lineRule="auto"/>
         <w:ind w:left="360" w:hanging="360"/>
       </w:pPr>
       <w:r>
@@ -4943,6 +5248,7 @@
     <w:p>
       <w:pPr>
         <w:pStyle w:val="Heading2"/>
+        <w:keepNext/>
       </w:pPr>
       <w:r>
         <w:t>Legal Authorities</w:t>
@@ -4950,7 +5256,7 @@
     </w:p>
     <w:p>
       <w:pPr>
-        <w:spacing w:after="160" w:line="288" w:lineRule="auto"/>
+        <w:spacing w:after="0" w:line="360" w:lineRule="auto"/>
         <w:ind w:left="360" w:hanging="360"/>
       </w:pPr>
       <w:r>
@@ -4982,7 +5288,7 @@
     </w:p>
     <w:p>
       <w:pPr>
-        <w:spacing w:after="160" w:line="288" w:lineRule="auto"/>
+        <w:spacing w:after="0" w:line="360" w:lineRule="auto"/>
         <w:ind w:left="360" w:hanging="360"/>
       </w:pPr>
       <w:r>
@@ -5014,7 +5320,7 @@
     </w:p>
     <w:p>
       <w:pPr>
-        <w:spacing w:after="160" w:line="288" w:lineRule="auto"/>
+        <w:spacing w:after="0" w:line="360" w:lineRule="auto"/>
         <w:ind w:left="360" w:hanging="360"/>
       </w:pPr>
       <w:r>
@@ -5046,7 +5352,7 @@
     </w:p>
     <w:p>
       <w:pPr>
-        <w:spacing w:after="160" w:line="288" w:lineRule="auto"/>
+        <w:spacing w:after="0" w:line="360" w:lineRule="auto"/>
         <w:ind w:left="360" w:hanging="360"/>
       </w:pPr>
       <w:r>
@@ -5078,7 +5384,7 @@
     </w:p>
     <w:p>
       <w:pPr>
-        <w:spacing w:after="160" w:line="288" w:lineRule="auto"/>
+        <w:spacing w:after="0" w:line="360" w:lineRule="auto"/>
         <w:ind w:left="360" w:hanging="360"/>
       </w:pPr>
       <w:r>
@@ -5110,7 +5416,7 @@
     </w:p>
     <w:p>
       <w:pPr>
-        <w:spacing w:after="160" w:line="288" w:lineRule="auto"/>
+        <w:spacing w:after="0" w:line="360" w:lineRule="auto"/>
         <w:ind w:left="360" w:hanging="360"/>
       </w:pPr>
       <w:r>
@@ -5142,7 +5448,7 @@
     </w:p>
     <w:p>
       <w:pPr>
-        <w:spacing w:after="160" w:line="288" w:lineRule="auto"/>
+        <w:spacing w:after="0" w:line="360" w:lineRule="auto"/>
         <w:ind w:left="360" w:hanging="360"/>
       </w:pPr>
       <w:r>
@@ -5174,7 +5480,7 @@
     </w:p>
     <w:p>
       <w:pPr>
-        <w:spacing w:after="160" w:line="288" w:lineRule="auto"/>
+        <w:spacing w:after="0" w:line="360" w:lineRule="auto"/>
         <w:ind w:left="360" w:hanging="360"/>
       </w:pPr>
       <w:r>
@@ -5188,7 +5494,7 @@
     </w:p>
     <w:p>
       <w:pPr>
-        <w:spacing w:after="160" w:line="288" w:lineRule="auto"/>
+        <w:spacing w:after="0" w:line="360" w:lineRule="auto"/>
         <w:ind w:left="360" w:hanging="360"/>
       </w:pPr>
       <w:r>
@@ -5202,7 +5508,7 @@
     </w:p>
     <w:p>
       <w:pPr>
-        <w:spacing w:after="160" w:line="288" w:lineRule="auto"/>
+        <w:spacing w:after="0" w:line="360" w:lineRule="auto"/>
         <w:ind w:left="360" w:hanging="360"/>
       </w:pPr>
       <w:r>
@@ -5235,6 +5541,7 @@
     <w:p>
       <w:pPr>
         <w:pStyle w:val="Heading2"/>
+        <w:keepNext/>
       </w:pPr>
       <w:r>
         <w:t xml:space="preserve">Industry and Academic Analysis</w:t>
@@ -5242,6 +5549,9 @@
     </w:p>
     <w:p>
       <w:pPr>
+        <w:spacing w:after="0" w:line="360" w:lineRule="auto"/>
+        <w:ind w:firstLine="432"/>
+        <w:ind w:firstLine="432"/>
         <w:jc w:val="both"/>
       </w:pPr>
       <w:r>
@@ -5267,6 +5577,9 @@
     </w:p>
     <w:p>
       <w:pPr>
+        <w:spacing w:after="0" w:line="360" w:lineRule="auto"/>
+        <w:ind w:firstLine="432"/>
+        <w:ind w:firstLine="432"/>
         <w:jc w:val="both"/>
       </w:pPr>
       <w:r>
@@ -5293,6 +5606,7 @@
     <w:p>
       <w:pPr>
         <w:pStyle w:val="Heading2"/>
+        <w:keepNext/>
       </w:pPr>
       <w:r>
         <w:t>Software Releases</w:t>
@@ -5300,7 +5614,7 @@
     </w:p>
     <w:p>
       <w:pPr>
-        <w:spacing w:after="160" w:line="288" w:lineRule="auto"/>
+        <w:spacing w:after="0" w:line="360" w:lineRule="auto"/>
         <w:ind w:left="360" w:hanging="360"/>
       </w:pPr>
       <w:r>
@@ -5314,7 +5628,7 @@
     </w:p>
     <w:p>
       <w:pPr>
-        <w:spacing w:after="160" w:line="288" w:lineRule="auto"/>
+        <w:spacing w:after="0" w:line="360" w:lineRule="auto"/>
         <w:ind w:left="360" w:hanging="360"/>
       </w:pPr>
       <w:r>
@@ -5329,6 +5643,7 @@
     <w:p>
       <w:pPr>
         <w:pStyle w:val="Heading2"/>
+        <w:keepNext/>
       </w:pPr>
       <w:r>
         <w:t>License</w:t>
@@ -5336,7 +5651,7 @@
     </w:p>
     <w:p>
       <w:pPr>
-        <w:spacing w:after="160" w:line="288" w:lineRule="auto"/>
+        <w:spacing w:after="0" w:line="360" w:lineRule="auto"/>
         <w:ind w:left="360" w:hanging="360"/>
       </w:pPr>
       <w:r>
@@ -5363,7 +5678,8 @@
     </w:p>
     <w:p>
       <w:pPr>
-        <w:spacing w:after="200" w:line="312" w:lineRule="auto"/>
+        <w:spacing w:after="0" w:line="360" w:lineRule="auto"/>
+        <w:ind w:firstLine="432"/>
         <w:jc w:val="both"/>
       </w:pPr>
       <w:r>
@@ -5375,7 +5691,8 @@
     </w:p>
     <w:p>
       <w:pPr>
-        <w:spacing w:after="200" w:line="312" w:lineRule="auto"/>
+        <w:spacing w:after="0" w:line="360" w:lineRule="auto"/>
+        <w:ind w:firstLine="432"/>
         <w:jc w:val="both"/>
       </w:pPr>
       <w:r>
@@ -5387,7 +5704,8 @@
     </w:p>
     <w:p>
       <w:pPr>
-        <w:spacing w:after="200" w:line="312" w:lineRule="auto"/>
+        <w:spacing w:after="0" w:line="360" w:lineRule="auto"/>
+        <w:ind w:firstLine="432"/>
         <w:jc w:val="both"/>
       </w:pPr>
       <w:r>
@@ -5399,7 +5717,8 @@
     </w:p>
     <w:p>
       <w:pPr>
-        <w:spacing w:after="200" w:line="312" w:lineRule="auto"/>
+        <w:spacing w:after="0" w:line="360" w:lineRule="auto"/>
+        <w:ind w:firstLine="432"/>
         <w:jc w:val="both"/>
       </w:pPr>
       <w:r>

--- a/consensus_change_standards_v2.docx
+++ b/consensus_change_standards_v2.docx
@@ -66,20 +66,22 @@
     </w:p>
     <w:p>
       <w:pPr>
-        <w:spacing w:after="0"/>
-      </w:pPr>
-      <w:r>
-        <w:rPr>
-          <w:b/>
-          <w:bCs/>
-          <w:color w:val="333333"/>
+        <w:spacing w:after="400"/>
+      </w:pPr>
+      <w:r>
+        <w:rPr>
+          <w:b/>
+          <w:bCs/>
+          <w:color w:val="333333"/>
+          <w:sz w:val="24"/>
+          <w:szCs w:val="24"/>
         </w:rPr>
         <w:t>Consensus Change Standards: A Legal and Technical Framework for Bitcoin Protocol Governance</w:t>
       </w:r>
     </w:p>
     <w:p>
       <w:pPr>
-        <w:spacing w:after="0"/>
+        <w:spacing w:after="200"/>
       </w:pPr>
       <w:r>
         <w:rPr>
@@ -131,7 +133,7 @@
     </w:p>
     <w:p>
       <w:pPr>
-        <w:spacing w:after="0"/>
+        <w:spacing w:after="300"/>
       </w:pPr>
       <w:r>
         <w:rPr>
@@ -170,7 +172,7 @@
     </w:p>
     <w:p>
       <w:pPr>
-        <w:spacing w:after="0"/>
+        <w:spacing w:after="300"/>
       </w:pPr>
       <w:r>
         <w:rPr>
@@ -239,7 +241,7 @@
     </w:p>
     <w:p>
       <w:pPr>
-        <w:spacing w:after="0"/>
+        <w:spacing w:after="200"/>
       </w:pPr>
       <w:r>
         <w:rPr>
@@ -249,7 +251,7 @@
           <w:sz w:val="22"/>
           <w:szCs w:val="22"/>
         </w:rPr>
-        <w:t xml:space="preserve">License: </w:t>
+        <w:t xml:space="preserve">Copyright © 2026 Asaf Fulks. </w:t>
       </w:r>
       <w:r>
         <w:rPr>
@@ -257,13 +259,12 @@
           <w:sz w:val="22"/>
           <w:szCs w:val="22"/>
         </w:rPr>
-        <w:t>Creative Commons Attribution 4.0 International (CC BY 4.0)</w:t>
-      </w:r>
-    </w:p>
-    <w:p>
-      <w:pPr>
-        <w:spacing w:after="0" w:line="360" w:lineRule="auto"/>
-        <w:ind w:firstLine="432"/>
+        <w:t>Licensed under Creative Commons Attribution 4.0 International (CC BY 4.0).</w:t>
+      </w:r>
+    </w:p>
+    <w:p>
+      <w:pPr>
+        <w:spacing w:after="200" w:line="312" w:lineRule="auto"/>
         <w:jc w:val="both"/>
       </w:pPr>
       <w:r>
@@ -275,7 +276,7 @@
     </w:p>
     <w:p>
       <w:pPr>
-        <w:spacing w:after="0"/>
+        <w:spacing w:after="200"/>
       </w:pPr>
       <w:r>
         <w:rPr>
@@ -296,7 +297,7 @@
     </w:p>
     <w:p>
       <w:pPr>
-        <w:spacing w:after="0"/>
+        <w:spacing w:after="200"/>
       </w:pPr>
       <w:r>
         <w:rPr>
@@ -319,30 +320,71 @@
     </w:p>
     <w:p>
       <w:pPr>
-        <w:spacing w:after="120" w:line="240" w:lineRule="auto"/>
-        <w:jc w:val="both"/>
-      </w:pPr>
-      <w:r>
-        <w:rPr>
-          <w:color w:val="555555"/>
-          <w:sz w:val="18"/>
-          <w:szCs w:val="18"/>
-        </w:rPr>
-        <w:t>This document does not constitute legal advice. The legal analysis contained herein is a general discussion of legal principles and does not create an attorney-client relationship between the author and any reader. The views expressed are the author’s own and do not represent the views of any employer, client, or affiliated organization.</w:t>
-      </w:r>
-    </w:p>
-    <w:p>
-      <w:pPr>
-        <w:spacing w:after="120" w:line="240" w:lineRule="auto"/>
-        <w:jc w:val="both"/>
-      </w:pPr>
-      <w:r>
-        <w:rPr>
-          <w:color w:val="555555"/>
-          <w:sz w:val="18"/>
-          <w:szCs w:val="18"/>
-        </w:rPr>
-        <w:t>Bitcoin is an experimental technology. This document does not recommend for or against any particular consensus change proposal, including BIP-110.</w:t>
+        <w:spacing w:after="200"/>
+      </w:pPr>
+      <w:r>
+        <w:rPr>
+          <w:b/>
+          <w:bCs/>
+          <w:color w:val="333333"/>
+          <w:sz w:val="22"/>
+          <w:szCs w:val="22"/>
+        </w:rPr>
+        <w:t xml:space="preserve">Cite as: </w:t>
+      </w:r>
+      <w:r>
+        <w:rPr>
+          <w:color w:val="333333"/>
+          <w:sz w:val="22"/>
+          <w:szCs w:val="22"/>
+        </w:rPr>
+        <w:t xml:space="preserve">Asaf Fulks, </w:t>
+      </w:r>
+      <w:r>
+        <w:rPr>
+          <w:i/>
+          <w:iCs/>
+          <w:color w:val="333333"/>
+          <w:sz w:val="22"/>
+          <w:szCs w:val="22"/>
+        </w:rPr>
+        <w:t>Consensus Change Standards: A Legal and Technical Framework for Bitcoin Protocol Governance</w:t>
+      </w:r>
+      <w:r>
+        <w:rPr>
+          <w:color w:val="333333"/>
+          <w:sz w:val="22"/>
+          <w:szCs w:val="22"/>
+        </w:rPr>
+        <w:t xml:space="preserve"> (2d ed. 2026), </w:t>
+      </w:r>
+      <w:r>
+        <w:rPr>
+          <w:color w:val="2E75B6"/>
+          <w:sz w:val="22"/>
+          <w:szCs w:val="22"/>
+        </w:rPr>
+        <w:t>asaffulkslaw.com</w:t>
+      </w:r>
+      <w:r>
+        <w:rPr>
+          <w:color w:val="333333"/>
+          <w:sz w:val="22"/>
+          <w:szCs w:val="22"/>
+        </w:rPr>
+        <w:t>.</w:t>
+      </w:r>
+    </w:p>
+    <w:p>
+      <w:pPr>
+        <w:spacing w:after="200" w:line="312" w:lineRule="auto"/>
+        <w:jc w:val="both"/>
+      </w:pPr>
+      <w:r>
+        <w:rPr>
+          <w:color w:val="333333"/>
+        </w:rPr>
+        <w:t>This document does not constitute legal advice. The legal analysis contained herein is a general discussion of legal principles and does not create an attorney-client relationship between the author and any reader. The views expressed are the author’s own and do not represent the views of any employer, client, or affiliated organization. This document does not recommend for or against any particular consensus change proposal, including BIP-110.</w:t>
       </w:r>
     </w:p>
     <w:p>
@@ -415,6 +457,39 @@
           <w:color w:val="333333"/>
         </w:rPr>
         <w:t>The author is a practicing litigator, solo Bitcoin miner, full node operator, and computer scientist. This framework is written from the intersection of those disciplines because the problems it addresses — governance, liability, technical risk, and economic consequence — cannot be adequately analyzed from any single perspective.</w:t>
+      </w:r>
+    </w:p>
+    <w:p>
+      <w:r>
+        <w:br w:type="page"/>
+      </w:r>
+    </w:p>
+    <w:p>
+      <w:pPr>
+        <w:pStyle w:val="Heading1"/>
+      </w:pPr>
+      <w:r>
+        <w:t>TABLE OF CONTENTS</w:t>
+      </w:r>
+    </w:p>
+    <w:p>
+      <w:pPr>
+        <w:spacing w:after="0" w:line="360" w:lineRule="auto"/>
+      </w:pPr>
+      <w:r>
+        <w:fldChar w:fldCharType="begin" w:dirty="true"/>
+      </w:r>
+      <w:r>
+        <w:instrText xml:space="preserve"> TOC \o "1-2" \h \z \u </w:instrText>
+      </w:r>
+      <w:r>
+        <w:fldChar w:fldCharType="separate"/>
+      </w:r>
+      <w:r>
+        <w:t xml:space="preserve">Right-click and choose Update Field (or press F9) to populate the table of contents.</w:t>
+      </w:r>
+      <w:r>
+        <w:fldChar w:fldCharType="end"/>
       </w:r>
     </w:p>
     <w:p>
@@ -1504,7 +1579,7 @@
           <w:p>
             <w:r>
               <w:rPr>
-                <w:rFonts w:ascii="Arial" w:eastAsia="Arial" w:hAnsi="Arial" w:cs="Arial"/>
+                <w:rFonts w:ascii="Palatino Linotype" w:eastAsia="Palatino Linotype" w:hAnsi="Palatino Linotype" w:cs="Palatino Linotype"/>
                 <w:b/>
                 <w:bCs/>
                 <w:color w:val="FFFFFF"/>
@@ -1530,7 +1605,7 @@
           <w:p>
             <w:r>
               <w:rPr>
-                <w:rFonts w:ascii="Arial" w:eastAsia="Arial" w:hAnsi="Arial" w:cs="Arial"/>
+                <w:rFonts w:ascii="Palatino Linotype" w:eastAsia="Palatino Linotype" w:hAnsi="Palatino Linotype" w:cs="Palatino Linotype"/>
                 <w:b/>
                 <w:bCs/>
                 <w:color w:val="FFFFFF"/>
@@ -1556,7 +1631,7 @@
           <w:p>
             <w:r>
               <w:rPr>
-                <w:rFonts w:ascii="Arial" w:eastAsia="Arial" w:hAnsi="Arial" w:cs="Arial"/>
+                <w:rFonts w:ascii="Palatino Linotype" w:eastAsia="Palatino Linotype" w:hAnsi="Palatino Linotype" w:cs="Palatino Linotype"/>
                 <w:b/>
                 <w:bCs/>
                 <w:color w:val="FFFFFF"/>
@@ -1582,7 +1657,7 @@
           <w:p>
             <w:r>
               <w:rPr>
-                <w:rFonts w:ascii="Arial" w:eastAsia="Arial" w:hAnsi="Arial" w:cs="Arial"/>
+                <w:rFonts w:ascii="Palatino Linotype" w:eastAsia="Palatino Linotype" w:hAnsi="Palatino Linotype" w:cs="Palatino Linotype"/>
                 <w:b/>
                 <w:bCs/>
                 <w:color w:val="FFFFFF"/>
@@ -1608,7 +1683,7 @@
           <w:p>
             <w:r>
               <w:rPr>
-                <w:rFonts w:ascii="Arial" w:eastAsia="Arial" w:hAnsi="Arial" w:cs="Arial"/>
+                <w:rFonts w:ascii="Palatino Linotype" w:eastAsia="Palatino Linotype" w:hAnsi="Palatino Linotype" w:cs="Palatino Linotype"/>
                 <w:b/>
                 <w:bCs/>
                 <w:color w:val="FFFFFF"/>
@@ -2400,7 +2475,7 @@
       </w:pPr>
       <w:r>
         <w:rPr>
-          <w:rFonts w:ascii="Arial" w:eastAsia="Arial" w:hAnsi="Arial" w:cs="Arial"/>
+          <w:rFonts w:ascii="Palatino Linotype" w:eastAsia="Palatino Linotype" w:hAnsi="Palatino Linotype" w:cs="Palatino Linotype"/>
           <w:b/>
           <w:bCs/>
           <w:color w:val="333333"/>
@@ -2429,7 +2504,7 @@
       </w:pPr>
       <w:r>
         <w:rPr>
-          <w:rFonts w:ascii="Arial" w:eastAsia="Arial" w:hAnsi="Arial" w:cs="Arial"/>
+          <w:rFonts w:ascii="Palatino Linotype" w:eastAsia="Palatino Linotype" w:hAnsi="Palatino Linotype" w:cs="Palatino Linotype"/>
           <w:b/>
           <w:bCs/>
           <w:color w:val="333333"/>
@@ -2472,7 +2547,7 @@
       </w:pPr>
       <w:r>
         <w:rPr>
-          <w:rFonts w:ascii="Arial" w:eastAsia="Arial" w:hAnsi="Arial" w:cs="Arial"/>
+          <w:rFonts w:ascii="Palatino Linotype" w:eastAsia="Palatino Linotype" w:hAnsi="Palatino Linotype" w:cs="Palatino Linotype"/>
           <w:b/>
           <w:bCs/>
           <w:color w:val="333333"/>
@@ -2515,7 +2590,7 @@
       </w:pPr>
       <w:r>
         <w:rPr>
-          <w:rFonts w:ascii="Arial" w:eastAsia="Arial" w:hAnsi="Arial" w:cs="Arial"/>
+          <w:rFonts w:ascii="Palatino Linotype" w:eastAsia="Palatino Linotype" w:hAnsi="Palatino Linotype" w:cs="Palatino Linotype"/>
           <w:b/>
           <w:bCs/>
           <w:color w:val="333333"/>
@@ -2693,7 +2768,7 @@
       </w:pPr>
       <w:r>
         <w:rPr>
-          <w:rFonts w:ascii="Arial" w:eastAsia="Arial" w:hAnsi="Arial" w:cs="Arial"/>
+          <w:rFonts w:ascii="Palatino Linotype" w:eastAsia="Palatino Linotype" w:hAnsi="Palatino Linotype" w:cs="Palatino Linotype"/>
           <w:b/>
           <w:bCs/>
           <w:color w:val="333333"/>
@@ -2800,7 +2875,7 @@
       </w:pPr>
       <w:r>
         <w:rPr>
-          <w:rFonts w:ascii="Arial" w:eastAsia="Arial" w:hAnsi="Arial" w:cs="Arial"/>
+          <w:rFonts w:ascii="Palatino Linotype" w:eastAsia="Palatino Linotype" w:hAnsi="Palatino Linotype" w:cs="Palatino Linotype"/>
           <w:b/>
           <w:bCs/>
           <w:color w:val="333333"/>
@@ -2843,7 +2918,7 @@
       </w:pPr>
       <w:r>
         <w:rPr>
-          <w:rFonts w:ascii="Arial" w:eastAsia="Arial" w:hAnsi="Arial" w:cs="Arial"/>
+          <w:rFonts w:ascii="Palatino Linotype" w:eastAsia="Palatino Linotype" w:hAnsi="Palatino Linotype" w:cs="Palatino Linotype"/>
           <w:b/>
           <w:bCs/>
           <w:color w:val="333333"/>
@@ -2885,7 +2960,7 @@
       </w:pPr>
       <w:r>
         <w:rPr>
-          <w:rFonts w:ascii="Arial" w:eastAsia="Arial" w:hAnsi="Arial" w:cs="Arial"/>
+          <w:rFonts w:ascii="Palatino Linotype" w:eastAsia="Palatino Linotype" w:hAnsi="Palatino Linotype" w:cs="Palatino Linotype"/>
           <w:b/>
           <w:bCs/>
           <w:color w:val="333333"/>
@@ -2941,7 +3016,7 @@
       </w:pPr>
       <w:r>
         <w:rPr>
-          <w:rFonts w:ascii="Arial" w:eastAsia="Arial" w:hAnsi="Arial" w:cs="Arial"/>
+          <w:rFonts w:ascii="Palatino Linotype" w:eastAsia="Palatino Linotype" w:hAnsi="Palatino Linotype" w:cs="Palatino Linotype"/>
           <w:b/>
           <w:bCs/>
           <w:color w:val="333333"/>
@@ -4096,7 +4171,7 @@
       </w:pPr>
       <w:r>
         <w:rPr>
-          <w:rFonts w:ascii="Arial" w:eastAsia="Arial" w:hAnsi="Arial" w:cs="Arial"/>
+          <w:rFonts w:ascii="Palatino Linotype" w:eastAsia="Palatino Linotype" w:hAnsi="Palatino Linotype" w:cs="Palatino Linotype"/>
           <w:b/>
           <w:bCs/>
           <w:color w:val="333333"/>
@@ -4177,7 +4252,7 @@
       </w:pPr>
       <w:r>
         <w:rPr>
-          <w:rFonts w:ascii="Arial" w:eastAsia="Arial" w:hAnsi="Arial" w:cs="Arial"/>
+          <w:rFonts w:ascii="Palatino Linotype" w:eastAsia="Palatino Linotype" w:hAnsi="Palatino Linotype" w:cs="Palatino Linotype"/>
           <w:b/>
           <w:bCs/>
           <w:color w:val="333333"/>
@@ -4258,7 +4333,7 @@
       </w:pPr>
       <w:r>
         <w:rPr>
-          <w:rFonts w:ascii="Arial" w:eastAsia="Arial" w:hAnsi="Arial" w:cs="Arial"/>
+          <w:rFonts w:ascii="Palatino Linotype" w:eastAsia="Palatino Linotype" w:hAnsi="Palatino Linotype" w:cs="Palatino Linotype"/>
           <w:b/>
           <w:bCs/>
           <w:color w:val="333333"/>
@@ -4339,7 +4414,7 @@
       </w:pPr>
       <w:r>
         <w:rPr>
-          <w:rFonts w:ascii="Arial" w:eastAsia="Arial" w:hAnsi="Arial" w:cs="Arial"/>
+          <w:rFonts w:ascii="Palatino Linotype" w:eastAsia="Palatino Linotype" w:hAnsi="Palatino Linotype" w:cs="Palatino Linotype"/>
           <w:b/>
           <w:bCs/>
           <w:color w:val="333333"/>
@@ -4949,7 +5024,7 @@
       </w:pPr>
       <w:r>
         <w:rPr>
-          <w:rFonts w:ascii="Arial" w:eastAsia="Arial" w:hAnsi="Arial" w:cs="Arial"/>
+          <w:rFonts w:ascii="Palatino Linotype" w:eastAsia="Palatino Linotype" w:hAnsi="Palatino Linotype" w:cs="Palatino Linotype"/>
           <w:b/>
           <w:bCs/>
           <w:color w:val="333333"/>
@@ -4958,45 +5033,381 @@
       </w:r>
     </w:p>
     <w:p>
-      <w:pPr>
-        <w:spacing w:after="40"/>
-        <w:jc w:val="center"/>
-      </w:pPr>
-      <w:r>
-        <w:rPr>
-          <w:color w:val="555555"/>
-          <w:sz w:val="20"/>
-          <w:szCs w:val="20"/>
-        </w:rPr>
-        <w:t>Asaf Fulks Law | asaffulkslaw.com</w:t>
-      </w:r>
-    </w:p>
-    <w:p>
-      <w:pPr>
-        <w:spacing w:after="40"/>
-        <w:jc w:val="center"/>
-      </w:pPr>
-      <w:r>
-        <w:rPr>
-          <w:color w:val="555555"/>
-          <w:sz w:val="20"/>
-          <w:szCs w:val="20"/>
-        </w:rPr>
-        <w:t>California State Bar No. 343622</w:t>
-      </w:r>
-    </w:p>
-    <w:p>
-      <w:pPr>
-        <w:spacing w:after="0"/>
-        <w:jc w:val="center"/>
-      </w:pPr>
-      <w:r>
-        <w:rPr>
-          <w:color w:val="555555"/>
-          <w:sz w:val="20"/>
-          <w:szCs w:val="20"/>
-        </w:rPr>
-        <w:t>Published by The Forum Press, a Fulks, Inc. company | Second Edition · May 2026</w:t>
+      <w:r>
+        <w:br w:type="page"/>
+      </w:r>
+    </w:p>
+    <w:p>
+      <w:pPr>
+        <w:pStyle w:val="Heading1"/>
+      </w:pPr>
+      <w:r>
+        <w:t>GLOSSARY OF TECHNICAL TERMS</w:t>
+      </w:r>
+    </w:p>
+    <w:p>
+      <w:pPr>
+        <w:spacing w:after="120" w:line="276" w:lineRule="auto"/>
+      </w:pPr>
+      <w:r>
+        <w:rPr>
+          <w:b/>
+          <w:bCs/>
+          <w:color w:val="333333"/>
+        </w:rPr>
+        <w:t xml:space="preserve">Activation threshold. </w:t>
+      </w:r>
+      <w:r>
+        <w:rPr>
+          <w:color w:val="333333"/>
+        </w:rPr>
+        <w:t xml:space="preserve">The percentage of mining hashrate that must signal readiness for a soft-fork change before the change locks in and begins enforcement. Historically 95% (BIP-9, Taproot); BIP-110 proposed 55%. See §3.4.</w:t>
+      </w:r>
+    </w:p>
+    <w:p>
+      <w:pPr>
+        <w:spacing w:after="120" w:line="276" w:lineRule="auto"/>
+      </w:pPr>
+      <w:r>
+        <w:rPr>
+          <w:b/>
+          <w:bCs/>
+          <w:color w:val="333333"/>
+        </w:rPr>
+        <w:t xml:space="preserve">BCAP. </w:t>
+      </w:r>
+      <w:r>
+        <w:rPr>
+          <w:color w:val="333333"/>
+        </w:rPr>
+        <w:t xml:space="preserve">Shortened form for Ren Crypto Fish, Steve Lee &amp; Lyn Alden, </w:t>
+      </w:r>
+      <w:r>
+        <w:rPr>
+          <w:i/>
+          <w:iCs/>
+          <w:color w:val="333333"/>
+        </w:rPr>
+        <w:t xml:space="preserve">Analyzing Bitcoin Consensus: Risks in Protocol Upgrades</w:t>
+      </w:r>
+      <w:r>
+        <w:rPr>
+          <w:color w:val="333333"/>
+        </w:rPr>
+        <w:t xml:space="preserve"> (Nov. 2024). The principal prior analytical work this paper builds on. See §1.4.</w:t>
+      </w:r>
+    </w:p>
+    <w:p>
+      <w:pPr>
+        <w:spacing w:after="120" w:line="276" w:lineRule="auto"/>
+      </w:pPr>
+      <w:r>
+        <w:rPr>
+          <w:b/>
+          <w:bCs/>
+          <w:color w:val="333333"/>
+        </w:rPr>
+        <w:t xml:space="preserve">BIP (Bitcoin Improvement Proposal). </w:t>
+      </w:r>
+      <w:r>
+        <w:rPr>
+          <w:color w:val="333333"/>
+        </w:rPr>
+        <w:t xml:space="preserve">A formal proposal document for a change to the Bitcoin protocol or surrounding standards. Filing a BIP does not activate the change; activation is a separate ecosystem process this framework evaluates.</w:t>
+      </w:r>
+    </w:p>
+    <w:p>
+      <w:pPr>
+        <w:spacing w:after="120" w:line="276" w:lineRule="auto"/>
+      </w:pPr>
+      <w:r>
+        <w:rPr>
+          <w:b/>
+          <w:bCs/>
+          <w:color w:val="333333"/>
+        </w:rPr>
+        <w:t xml:space="preserve">Chain split. </w:t>
+      </w:r>
+      <w:r>
+        <w:rPr>
+          <w:color w:val="333333"/>
+        </w:rPr>
+        <w:t xml:space="preserve">A divergence in the network where some nodes accept a block under one set of consensus rules and other nodes accept a different block under different rules, producing two parallel chains.</w:t>
+      </w:r>
+    </w:p>
+    <w:p>
+      <w:pPr>
+        <w:spacing w:after="120" w:line="276" w:lineRule="auto"/>
+      </w:pPr>
+      <w:r>
+        <w:rPr>
+          <w:b/>
+          <w:bCs/>
+          <w:color w:val="333333"/>
+        </w:rPr>
+        <w:t xml:space="preserve">Consensus rules. </w:t>
+      </w:r>
+      <w:r>
+        <w:rPr>
+          <w:color w:val="333333"/>
+        </w:rPr>
+        <w:t xml:space="preserve">The network-wide rules that determine whether a block is valid. Changes to consensus rules require either a soft fork or a hard fork.</w:t>
+      </w:r>
+    </w:p>
+    <w:p>
+      <w:pPr>
+        <w:spacing w:after="120" w:line="276" w:lineRule="auto"/>
+      </w:pPr>
+      <w:r>
+        <w:rPr>
+          <w:b/>
+          <w:bCs/>
+          <w:color w:val="333333"/>
+        </w:rPr>
+        <w:t xml:space="preserve">Economic Nodes. </w:t>
+      </w:r>
+      <w:r>
+        <w:rPr>
+          <w:color w:val="333333"/>
+        </w:rPr>
+        <w:t xml:space="preserve">Full nodes operated by entities with material Bitcoin throughput — exchanges, custodians, payment processors, large merchants, ETF operators. Their enforcement of consensus rules is what gives miner signaling its weight.</w:t>
+      </w:r>
+    </w:p>
+    <w:p>
+      <w:pPr>
+        <w:spacing w:after="120" w:line="276" w:lineRule="auto"/>
+      </w:pPr>
+      <w:r>
+        <w:rPr>
+          <w:b/>
+          <w:bCs/>
+          <w:color w:val="333333"/>
+        </w:rPr>
+        <w:t xml:space="preserve">Hard fork. </w:t>
+      </w:r>
+      <w:r>
+        <w:rPr>
+          <w:color w:val="333333"/>
+        </w:rPr>
+        <w:t xml:space="preserve">A consensus-rule change that loosens or alters validity rules such that the new rules accept blocks the old rules would reject. Pre-upgrade nodes cannot follow the new chain. See §3.7.</w:t>
+      </w:r>
+    </w:p>
+    <w:p>
+      <w:pPr>
+        <w:spacing w:after="120" w:line="276" w:lineRule="auto"/>
+      </w:pPr>
+      <w:r>
+        <w:rPr>
+          <w:b/>
+          <w:bCs/>
+          <w:color w:val="333333"/>
+        </w:rPr>
+        <w:t xml:space="preserve">Hashrate. </w:t>
+      </w:r>
+      <w:r>
+        <w:rPr>
+          <w:color w:val="333333"/>
+        </w:rPr>
+        <w:t xml:space="preserve">The aggregate computational power miners are dedicating to Bitcoin’s proof-of-work. Used as the unit of measure for activation signaling.</w:t>
+      </w:r>
+    </w:p>
+    <w:p>
+      <w:pPr>
+        <w:spacing w:after="120" w:line="276" w:lineRule="auto"/>
+      </w:pPr>
+      <w:r>
+        <w:rPr>
+          <w:b/>
+          <w:bCs/>
+          <w:color w:val="333333"/>
+        </w:rPr>
+        <w:t xml:space="preserve">MASF (Miner-Activated Soft Fork). </w:t>
+      </w:r>
+      <w:r>
+        <w:rPr>
+          <w:color w:val="333333"/>
+        </w:rPr>
+        <w:t xml:space="preserve">A soft fork that activates when miner signaling crosses the activation threshold. The default activation pathway in Bitcoin.</w:t>
+      </w:r>
+    </w:p>
+    <w:p>
+      <w:pPr>
+        <w:spacing w:after="120" w:line="276" w:lineRule="auto"/>
+      </w:pPr>
+      <w:r>
+        <w:rPr>
+          <w:b/>
+          <w:bCs/>
+          <w:color w:val="333333"/>
+        </w:rPr>
+        <w:t xml:space="preserve">OP_SUCCESS. </w:t>
+      </w:r>
+      <w:r>
+        <w:rPr>
+          <w:color w:val="333333"/>
+        </w:rPr>
+        <w:t xml:space="preserve">Opcodes reserved during the Taproot soft fork as placeholders for future additions. Substituting an OP_SUCCESS slot with a new opcode enables adding new spending paths via soft fork. See §3.5.</w:t>
+      </w:r>
+    </w:p>
+    <w:p>
+      <w:pPr>
+        <w:spacing w:after="120" w:line="276" w:lineRule="auto"/>
+      </w:pPr>
+      <w:r>
+        <w:rPr>
+          <w:b/>
+          <w:bCs/>
+          <w:color w:val="333333"/>
+        </w:rPr>
+        <w:t xml:space="preserve">Reference implementation. </w:t>
+      </w:r>
+      <w:r>
+        <w:rPr>
+          <w:color w:val="333333"/>
+        </w:rPr>
+        <w:t xml:space="preserve">The canonical software implementing a proposed consensus change, against which other client implementations are compared for correctness.</w:t>
+      </w:r>
+    </w:p>
+    <w:p>
+      <w:pPr>
+        <w:spacing w:after="120" w:line="276" w:lineRule="auto"/>
+      </w:pPr>
+      <w:r>
+        <w:rPr>
+          <w:b/>
+          <w:bCs/>
+          <w:color w:val="333333"/>
+        </w:rPr>
+        <w:t xml:space="preserve">Reorganization (reorg). </w:t>
+      </w:r>
+      <w:r>
+        <w:rPr>
+          <w:color w:val="333333"/>
+        </w:rPr>
+        <w:t xml:space="preserve">When miners switch from one valid chain to a competing chain of greater accumulated work, undoing the transactions in the abandoned blocks. The mechanism by which a sub-overwhelming-enforcement soft fork can be unwound. See §3.4.</w:t>
+      </w:r>
+    </w:p>
+    <w:p>
+      <w:pPr>
+        <w:spacing w:after="120" w:line="276" w:lineRule="auto"/>
+      </w:pPr>
+      <w:r>
+        <w:rPr>
+          <w:b/>
+          <w:bCs/>
+          <w:color w:val="333333"/>
+        </w:rPr>
+        <w:t xml:space="preserve">Replay protection. </w:t>
+      </w:r>
+      <w:r>
+        <w:rPr>
+          <w:color w:val="333333"/>
+        </w:rPr>
+        <w:t xml:space="preserve">A technical mechanism (typically a transaction-format change) that prevents a transaction valid on one chain after a split from being broadcastable on the other. Necessary in hard forks where a meaningful minority continues to run the prior rules. See §3.5.C, §3.7.</w:t>
+      </w:r>
+    </w:p>
+    <w:p>
+      <w:pPr>
+        <w:spacing w:after="120" w:line="276" w:lineRule="auto"/>
+      </w:pPr>
+      <w:r>
+        <w:rPr>
+          <w:b/>
+          <w:bCs/>
+          <w:color w:val="333333"/>
+        </w:rPr>
+        <w:t xml:space="preserve">Signaling. </w:t>
+      </w:r>
+      <w:r>
+        <w:rPr>
+          <w:color w:val="333333"/>
+        </w:rPr>
+        <w:t xml:space="preserve">Miners indicating readiness for a proposed soft fork by setting a designated bit in block headers during a defined signaling window.</w:t>
+      </w:r>
+    </w:p>
+    <w:p>
+      <w:pPr>
+        <w:spacing w:after="120" w:line="276" w:lineRule="auto"/>
+      </w:pPr>
+      <w:r>
+        <w:rPr>
+          <w:b/>
+          <w:bCs/>
+          <w:color w:val="333333"/>
+        </w:rPr>
+        <w:t xml:space="preserve">Soft fork. </w:t>
+      </w:r>
+      <w:r>
+        <w:rPr>
+          <w:color w:val="333333"/>
+        </w:rPr>
+        <w:t xml:space="preserve">A consensus-rule change that tightens validity rules such that the new rules continue to accept blocks the old rules would have accepted (the new rules are a strict subset of the old). Pre-upgrade nodes will continue to follow the upgraded chain.</w:t>
+      </w:r>
+    </w:p>
+    <w:p>
+      <w:pPr>
+        <w:spacing w:after="120" w:line="276" w:lineRule="auto"/>
+      </w:pPr>
+      <w:r>
+        <w:rPr>
+          <w:b/>
+          <w:bCs/>
+          <w:color w:val="333333"/>
+        </w:rPr>
+        <w:t xml:space="preserve">Speedy Trial. </w:t>
+      </w:r>
+      <w:r>
+        <w:rPr>
+          <w:color w:val="333333"/>
+        </w:rPr>
+        <w:t xml:space="preserve">An activation deployment pattern with a fixed signaling window, a high activation threshold (commonly 90%), and a clean timeout if the signaling threshold is not met. The clean-timeout behavior is the deployment’s </w:t>
+      </w:r>
+      <w:r>
+        <w:rPr>
+          <w:i/>
+          <w:iCs/>
+          <w:color w:val="333333"/>
+        </w:rPr>
+        <w:t xml:space="preserve">LOT=false</w:t>
+      </w:r>
+      <w:r>
+        <w:rPr>
+          <w:color w:val="333333"/>
+        </w:rPr>
+        <w:t xml:space="preserve"> setting; the alternative </w:t>
+      </w:r>
+      <w:r>
+        <w:rPr>
+          <w:i/>
+          <w:iCs/>
+          <w:color w:val="333333"/>
+        </w:rPr>
+        <w:t xml:space="preserve">LOT=true</w:t>
+      </w:r>
+      <w:r>
+        <w:rPr>
+          <w:color w:val="333333"/>
+        </w:rPr>
+        <w:t xml:space="preserve"> forces activation at the deadline regardless of signaling. See §3.4 on the LOT debate. Used for Taproot in 2021.</w:t>
+      </w:r>
+    </w:p>
+    <w:p>
+      <w:pPr>
+        <w:spacing w:after="120" w:line="276" w:lineRule="auto"/>
+      </w:pPr>
+      <w:r>
+        <w:rPr>
+          <w:b/>
+          <w:bCs/>
+          <w:color w:val="333333"/>
+        </w:rPr>
+        <w:t xml:space="preserve">UASF (User-Activated Soft Fork). </w:t>
+      </w:r>
+      <w:r>
+        <w:rPr>
+          <w:color w:val="333333"/>
+        </w:rPr>
+        <w:t xml:space="preserve">A soft fork activated by economic nodes enforcing new rules without depending on miner signaling threshold being met. BIP-148 is the canonical example. UASF works only when prior community support is overwhelming; UASF without that support yields the BIP-110 outcome. See §3.4.</w:t>
       </w:r>
     </w:p>
     <w:p>
@@ -5699,7 +6110,7 @@
         <w:rPr>
           <w:color w:val="333333"/>
         </w:rPr>
-        <w:t>The author is a practicing attorney licensed in the State of California (State Bar No. 343622) and admitted to the United States District Court for the Central District of California. The views expressed in this document are the author’s own and do not represent the views of any employer, client, or affiliated organization. This document is published by The Forum Press, a Fulks, Inc. company.</w:t>
+        <w:t>The author is a practicing attorney licensed in the State of California (State Bar No. 343622) and admitted to the United States District Court for the Central District of California. The views expressed in this document are the author’s own and do not represent the views of any employer, client, or affiliated organization. This document does not recommend for or against any particular consensus change proposal, including BIP-110. This document is published by The Forum Press, a Fulks, Inc. company.</w:t>
       </w:r>
     </w:p>
     <w:p>
@@ -6030,9 +6441,9 @@
   <w:docDefaults>
     <w:rPrDefault>
       <w:rPr>
-        <w:rFonts w:ascii="Georgia" w:eastAsia="Georgia" w:hAnsi="Georgia" w:cs="Georgia"/>
-        <w:sz w:val="24"/>
-        <w:szCs w:val="24"/>
+        <w:rFonts w:ascii="Palatino Linotype" w:eastAsia="Palatino Linotype" w:hAnsi="Palatino Linotype" w:cs="Palatino Linotype"/>
+        <w:sz w:val="22"/>
+        <w:szCs w:val="22"/>
         <w:lang w:val="en-US" w:eastAsia="en-US" w:bidi="ar-SA"/>
       </w:rPr>
     </w:rPrDefault>
@@ -6429,7 +6840,7 @@
       <w:outlineLvl w:val="0"/>
     </w:pPr>
     <w:rPr>
-      <w:rFonts w:ascii="Arial" w:eastAsia="Arial" w:hAnsi="Arial" w:cs="Arial"/>
+      <w:rFonts w:ascii="Palatino Linotype" w:eastAsia="Palatino Linotype" w:hAnsi="Palatino Linotype" w:cs="Palatino Linotype"/>
       <w:b/>
       <w:bCs/>
       <w:color w:val="1B2A4A"/>
@@ -6447,7 +6858,7 @@
       <w:outlineLvl w:val="1"/>
     </w:pPr>
     <w:rPr>
-      <w:rFonts w:ascii="Arial" w:eastAsia="Arial" w:hAnsi="Arial" w:cs="Arial"/>
+      <w:rFonts w:ascii="Palatino Linotype" w:eastAsia="Palatino Linotype" w:hAnsi="Palatino Linotype" w:cs="Palatino Linotype"/>
       <w:b/>
       <w:bCs/>
       <w:color w:val="1B2A4A"/>
